--- a/PDFs/杨沛禹-简历-中文.docx
+++ b/PDFs/杨沛禹-简历-中文.docx
@@ -31,7 +31,7 @@
               <wp:posOffset>5332730</wp:posOffset>
             </wp:positionH>
             <wp:positionV relativeFrom="paragraph">
-              <wp:posOffset>-300990</wp:posOffset>
+              <wp:posOffset>-307975</wp:posOffset>
             </wp:positionV>
             <wp:extent cx="1176655" cy="1683385"/>
             <wp:effectExtent l="0" t="0" r="0" b="0"/>
@@ -476,8 +476,6 @@
         </w:rPr>
         <w:fldChar w:fldCharType="end"/>
       </w:r>
-      <w:bookmarkStart w:id="0" w:name="_GoBack"/>
-      <w:bookmarkEnd w:id="0"/>
     </w:p>
     <w:p>
       <w:pPr>
@@ -715,7 +713,7 @@
           </mc:Choice>
           <mc:Fallback>
             <w:pict>
-              <v:group id="_x0000_s1026" o:spid="_x0000_s1026" o:spt="203" style="height:22.95pt;width:494.15pt;" coordorigin="3804,3856" coordsize="9883,459" o:gfxdata="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">
+              <v:group id="_x0000_s1026" o:spid="_x0000_s1026" o:spt="203" style="height:22.95pt;width:494.15pt;" coordorigin="3804,3856" coordsize="9883,459" o:gfxdata="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">
                 <o:lock v:ext="edit" aspectratio="f"/>
                 <v:shape id="圆角矩形 52" o:spid="_x0000_s1026" o:spt="7" type="#_x0000_t7" style="position:absolute;left:3804;top:3856;height:428;width:2086;mso-wrap-style:none;v-text-anchor:middle;" fillcolor="#1E386B [1604]" filled="t" stroked="f" coordsize="21600,21600" o:gfxdata="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" adj="1108">
                   <v:fill on="t" focussize="0,0"/>
@@ -831,8 +829,10 @@
           <w:rFonts w:hint="eastAsia"/>
           <w:lang w:val="en-US" w:eastAsia="zh-CN"/>
         </w:rPr>
-        <w:t>GPA：8/10</w:t>
-      </w:r>
+        <w:t>GPA：8.2/10</w:t>
+      </w:r>
+      <w:bookmarkStart w:id="0" w:name="_GoBack"/>
+      <w:bookmarkEnd w:id="0"/>
     </w:p>
     <w:p>
       <w:pPr>
@@ -1048,7 +1048,7 @@
             </w14:solidFill>
           </w14:textFill>
         </w:rPr>
-        <w:t>核心任务：废墟环境下机器人自主导航与探测。</w:t>
+        <w:t>核心任务：废墟环境下机器人自主导航与探测</w:t>
       </w:r>
     </w:p>
     <w:p>
@@ -1392,7 +1392,7 @@
             </w14:solidFill>
           </w14:textFill>
         </w:rPr>
-        <w:t>核心任务：设计基于正交视觉的特征识别和运动重建系统。</w:t>
+        <w:t>核心任务：基于正交视觉的特征识别和运动重建系统设计</w:t>
       </w:r>
     </w:p>
     <w:p>
@@ -1452,7 +1452,7 @@
                           <wps:spPr>
                             <a:xfrm>
                               <a:off x="1472" y="4024"/>
-                              <a:ext cx="3101" cy="426"/>
+                              <a:ext cx="2090" cy="426"/>
                             </a:xfrm>
                             <a:prstGeom prst="parallelogram">
                               <a:avLst/>
@@ -1499,7 +1499,7 @@
                                     <w:bCs/>
                                     <w:lang w:val="en-US" w:eastAsia="zh-CN"/>
                                   </w:rPr>
-                                  <w:t>实习及项目</w:t>
+                                  <w:t>项目</w:t>
                                 </w:r>
                                 <w:r>
                                   <w:rPr>
@@ -1590,11 +1590,11 @@
           </mc:Choice>
           <mc:Fallback>
             <w:pict>
-              <v:group id="_x0000_s1026" o:spid="_x0000_s1026" o:spt="203" style="height:22.9pt;width:494.1pt;" coordorigin="3804,6658" coordsize="9882,458" o:gfxdata="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">
+              <v:group id="_x0000_s1026" o:spid="_x0000_s1026" o:spt="203" style="height:22.9pt;width:494.1pt;" coordorigin="3804,6658" coordsize="9882,458" o:gfxdata="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">
                 <o:lock v:ext="edit" aspectratio="f"/>
                 <v:group id="组合 19" o:spid="_x0000_s1026" o:spt="203" style="position:absolute;left:3804;top:6658;height:459;width:9883;" coordorigin="1472,4024" coordsize="9883,459" o:gfxdata="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">
                   <o:lock v:ext="edit" aspectratio="f"/>
-                  <v:shape id="圆角矩形 52" o:spid="_x0000_s1026" o:spt="7" type="#_x0000_t7" style="position:absolute;left:1472;top:4024;height:426;width:3101;mso-wrap-style:none;v-text-anchor:middle;" fillcolor="#1E386B [1604]" filled="t" stroked="f" coordsize="21600,21600" o:gfxdata="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" adj="742">
+                  <v:shape id="圆角矩形 52" o:spid="_x0000_s1026" o:spt="7" type="#_x0000_t7" style="position:absolute;left:1472;top:4024;height:426;width:2090;mso-wrap-style:none;v-text-anchor:middle;" fillcolor="#1E386B [1604]" filled="t" stroked="f" coordsize="21600,21600" o:gfxdata="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" adj="1101">
                     <v:fill on="t" focussize="0,0"/>
                     <v:stroke on="f" weight="1pt" miterlimit="8" joinstyle="miter"/>
                     <v:imagedata o:title=""/>
@@ -1616,7 +1616,7 @@
                               <w:bCs/>
                               <w:lang w:val="en-US" w:eastAsia="zh-CN"/>
                             </w:rPr>
-                            <w:t>实习及项目</w:t>
+                            <w:t>项目</w:t>
                           </w:r>
                           <w:r>
                             <w:rPr>
@@ -1670,28 +1670,27 @@
         <w:spacing w:before="0" w:beforeLines="0"/>
         <w:textAlignment w:val="auto"/>
         <w:rPr>
-          <w:rFonts w:hint="eastAsia"/>
-          <w:i w:val="0"/>
-          <w:iCs w:val="0"/>
+          <w:rFonts w:hint="default"/>
+          <w:color w:val="404040" w:themeColor="text1" w:themeTint="BF"/>
+          <w:lang w:val="en-US" w:eastAsia="zh-CN"/>
+          <w14:textFill>
+            <w14:solidFill>
+              <w14:schemeClr w14:val="tx1">
+                <w14:lumMod w14:val="75000"/>
+                <w14:lumOff w14:val="25000"/>
+              </w14:schemeClr>
+            </w14:solidFill>
+          </w14:textFill>
+        </w:rPr>
+      </w:pPr>
+      <w:r>
+        <w:rPr>
+          <w:rFonts w:hint="eastAsia"/>
           <w:color w:val="auto"/>
-          <w:sz w:val="22"/>
-          <w:szCs w:val="22"/>
           <w:u w:val="single"/>
           <w:lang w:val="en-US" w:eastAsia="zh-CN"/>
         </w:rPr>
-      </w:pPr>
-      <w:r>
-        <w:rPr>
-          <w:rFonts w:hint="eastAsia"/>
-          <w:i w:val="0"/>
-          <w:iCs w:val="0"/>
-          <w:color w:val="auto"/>
-          <w:sz w:val="22"/>
-          <w:szCs w:val="22"/>
-          <w:u w:val="single"/>
-          <w:lang w:val="en-US" w:eastAsia="zh-CN"/>
-        </w:rPr>
-        <w:t>实习经历：</w:t>
+        <w:t>当前工作：</w:t>
       </w:r>
     </w:p>
     <w:p>
@@ -1713,21 +1712,52 @@
         <w:spacing w:before="0" w:beforeLines="0"/>
         <w:textAlignment w:val="auto"/>
         <w:rPr>
-          <w:rFonts w:hint="default" w:ascii="Arial" w:hAnsi="Arial" w:cs="Arial"/>
-          <w:lang w:val="en-US" w:eastAsia="zh-CN"/>
+          <w:rFonts w:hint="eastAsia" w:eastAsia="思源黑体 CN Medium"/>
+          <w:lang w:eastAsia="zh-CN"/>
         </w:rPr>
       </w:pPr>
       <w:r>
         <w:rPr>
           <w:rFonts w:hint="eastAsia"/>
-          <w:lang w:val="en-US" w:eastAsia="zh-CN"/>
-        </w:rPr>
-        <w:t>2022.07-2022.10</w:t>
-      </w:r>
-      <w:r>
-        <w:rPr>
-          <w:rFonts w:hint="eastAsia"/>
-          <w:lang w:val="en-US" w:eastAsia="zh-CN"/>
+        </w:rPr>
+        <w:t>20</w:t>
+      </w:r>
+      <w:r>
+        <w:rPr>
+          <w:rFonts w:hint="eastAsia"/>
+          <w:lang w:val="en-US" w:eastAsia="zh-CN"/>
+        </w:rPr>
+        <w:t>24</w:t>
+      </w:r>
+      <w:r>
+        <w:rPr>
+          <w:rFonts w:hint="eastAsia"/>
+        </w:rPr>
+        <w:t>.0</w:t>
+      </w:r>
+      <w:r>
+        <w:rPr>
+          <w:rFonts w:hint="eastAsia"/>
+          <w:lang w:val="en-US" w:eastAsia="zh-CN"/>
+        </w:rPr>
+        <w:t>8</w:t>
+      </w:r>
+      <w:r>
+        <w:rPr>
+          <w:rFonts w:hint="eastAsia"/>
+        </w:rPr>
+        <w:t>-</w:t>
+      </w:r>
+      <w:r>
+        <w:rPr>
+          <w:rFonts w:hint="eastAsia"/>
+          <w:lang w:val="en-US" w:eastAsia="zh-CN"/>
+        </w:rPr>
+        <w:t>今</w:t>
+      </w:r>
+      <w:r>
+        <w:rPr>
+          <w:rFonts w:hint="eastAsia"/>
         </w:rPr>
         <w:tab/>
       </w:r>
@@ -1736,21 +1766,20 @@
           <w:rFonts w:hint="eastAsia" w:ascii="Arial" w:hAnsi="Arial" w:cs="Arial"/>
           <w:lang w:val="en-US" w:eastAsia="zh-CN"/>
         </w:rPr>
-        <w:t>Design and Fabrication of a Legged Robot Prototype</w:t>
-      </w:r>
-      <w:r>
-        <w:rPr>
-          <w:rFonts w:hint="eastAsia" w:ascii="Arial" w:hAnsi="Arial" w:cs="Arial"/>
-          <w:lang w:val="en-US" w:eastAsia="zh-CN"/>
+        <w:t>Terrain-aware Safe Locomotion for Quadrupedal Robots</w:t>
+      </w:r>
+      <w:r>
+        <w:rPr>
+          <w:rFonts w:hint="eastAsia"/>
         </w:rPr>
         <w:tab/>
       </w:r>
       <w:r>
         <w:rPr>
-          <w:rFonts w:hint="eastAsia" w:ascii="Arial" w:hAnsi="Arial" w:cs="Arial"/>
-          <w:lang w:val="en-US" w:eastAsia="zh-CN"/>
-        </w:rPr>
-        <w:t>实习岗位：研究员</w:t>
+          <w:rFonts w:hint="eastAsia"/>
+          <w:lang w:val="en-US" w:eastAsia="zh-CN"/>
+        </w:rPr>
+        <w:t>研究员</w:t>
       </w:r>
     </w:p>
     <w:p>
@@ -1806,11 +1835,11 @@
             </w14:solidFill>
           </w14:textFill>
         </w:rPr>
-        <w:t>Prof. Lionel Birglen</w:t>
-      </w:r>
-      <w:r>
-        <w:rPr>
-          <w:rFonts w:hint="eastAsia" w:ascii="Arial" w:hAnsi="Arial" w:cs="Arial"/>
+        <w:t>Prof.</w:t>
+      </w:r>
+      <w:r>
+        <w:rPr>
+          <w:rFonts w:hint="default" w:ascii="Arial" w:hAnsi="Arial" w:cs="Arial"/>
           <w:b/>
           <w:bCs/>
           <w:color w:val="404040" w:themeColor="text1" w:themeTint="BF"/>
@@ -1824,90 +1853,23 @@
             </w14:solidFill>
           </w14:textFill>
         </w:rPr>
-        <w:tab/>
-      </w:r>
-      <w:r>
-        <w:rPr>
-          <w:rFonts w:hint="eastAsia" w:ascii="Arial" w:hAnsi="Arial" w:cs="Arial"/>
-          <w:b/>
-          <w:bCs/>
-          <w:color w:val="404040" w:themeColor="text1" w:themeTint="BF"/>
-          <w:lang w:val="en-US" w:eastAsia="zh-CN"/>
-          <w14:textFill>
-            <w14:solidFill>
-              <w14:schemeClr w14:val="tx1">
-                <w14:lumMod w14:val="75000"/>
-                <w14:lumOff w14:val="25000"/>
-              </w14:schemeClr>
-            </w14:solidFill>
-          </w14:textFill>
-        </w:rPr>
-        <w:t>实习单位：加拿大蒙特利尔大学理工学院</w:t>
-      </w:r>
-      <w:r>
-        <w:rPr>
-          <w:rFonts w:hint="eastAsia" w:ascii="Arial" w:hAnsi="Arial" w:cs="Arial"/>
-          <w:b/>
-          <w:bCs/>
-          <w:color w:val="404040" w:themeColor="text1" w:themeTint="BF"/>
-          <w:lang w:val="en-US" w:eastAsia="zh-CN"/>
-          <w14:textFill>
-            <w14:solidFill>
-              <w14:schemeClr w14:val="tx1">
-                <w14:lumMod w14:val="75000"/>
-                <w14:lumOff w14:val="25000"/>
-              </w14:schemeClr>
-            </w14:solidFill>
-          </w14:textFill>
-        </w:rPr>
-        <w:tab/>
-      </w:r>
-      <w:r>
-        <w:rPr>
-          <w:rFonts w:hint="eastAsia" w:ascii="Arial" w:hAnsi="Arial" w:cs="Arial"/>
-          <w:b/>
-          <w:bCs/>
-          <w:color w:val="404040" w:themeColor="text1" w:themeTint="BF"/>
-          <w:lang w:val="en-US" w:eastAsia="zh-CN"/>
-          <w14:textFill>
-            <w14:solidFill>
-              <w14:schemeClr w14:val="tx1">
-                <w14:lumMod w14:val="75000"/>
-                <w14:lumOff w14:val="25000"/>
-              </w14:schemeClr>
-            </w14:solidFill>
-          </w14:textFill>
-        </w:rPr>
-        <w:tab/>
-      </w:r>
-      <w:r>
-        <w:rPr>
-          <w:rFonts w:hint="eastAsia" w:ascii="Arial" w:hAnsi="Arial" w:cs="Arial"/>
-          <w:b/>
-          <w:bCs/>
-          <w:color w:val="404040" w:themeColor="text1" w:themeTint="BF"/>
-          <w:lang w:val="en-US" w:eastAsia="zh-CN"/>
-          <w14:textFill>
-            <w14:solidFill>
-              <w14:schemeClr w14:val="tx1">
-                <w14:lumMod w14:val="75000"/>
-                <w14:lumOff w14:val="25000"/>
-              </w14:schemeClr>
-            </w14:solidFill>
-          </w14:textFill>
-        </w:rPr>
-        <w:t>实习项目：MITACS</w:t>
+        <w:t xml:space="preserve"> C. Della Santina / Dr. J. Ding</w:t>
       </w:r>
     </w:p>
     <w:p>
       <w:pPr>
-        <w:pStyle w:val="14"/>
+        <w:pStyle w:val="15"/>
         <w:keepNext w:val="0"/>
         <w:keepLines w:val="0"/>
         <w:pageBreakBefore w:val="0"/>
         <w:widowControl/>
+        <w:numPr>
+          <w:ilvl w:val="0"/>
+          <w:numId w:val="0"/>
+        </w:numPr>
+        <w:shd w:val="clear" w:color="auto" w:fill="FFFFFF"/>
         <w:kinsoku/>
-        <w:wordWrap/>
+        <w:wordWrap w:val="0"/>
         <w:overflowPunct/>
         <w:topLinePunct w:val="0"/>
         <w:autoSpaceDE/>
@@ -1917,13 +1879,9 @@
         <w:snapToGrid w:val="0"/>
         <w:textAlignment w:val="auto"/>
         <w:rPr>
-          <w:rFonts w:hint="eastAsia" w:cs="Times New Roman"/>
-          <w:color w:val="404040" w:themeColor="text1" w:themeTint="BF"/>
-          <w:kern w:val="0"/>
-          <w:sz w:val="22"/>
-          <w:szCs w:val="22"/>
-          <w:shd w:val="clear" w:color="auto" w:fill="FFFFFF"/>
-          <w:lang w:val="en-US" w:eastAsia="zh-CN" w:bidi="ar-SA"/>
+          <w:rFonts w:hint="eastAsia"/>
+          <w:color w:val="404040" w:themeColor="text1" w:themeTint="BF"/>
+          <w:lang w:val="en-US" w:eastAsia="zh-CN"/>
           <w14:textFill>
             <w14:solidFill>
               <w14:schemeClr w14:val="tx1">
@@ -1936,48 +1894,24 @@
       </w:pPr>
       <w:r>
         <w:rPr>
-          <w:rFonts w:hint="eastAsia" w:ascii="思源黑体 CN Medium" w:hAnsi="思源黑体 CN Medium" w:eastAsia="思源黑体 CN Medium" w:cs="Times New Roman"/>
-          <w:color w:val="404040" w:themeColor="text1" w:themeTint="BF"/>
-          <w:kern w:val="0"/>
-          <w:sz w:val="22"/>
-          <w:szCs w:val="22"/>
-          <w:shd w:val="clear" w:color="auto" w:fill="FFFFFF"/>
-          <w:lang w:val="en-US" w:eastAsia="zh-CN" w:bidi="ar-SA"/>
-          <w14:textFill>
-            <w14:solidFill>
-              <w14:schemeClr w14:val="tx1">
-                <w14:lumMod w14:val="75000"/>
-                <w14:lumOff w14:val="25000"/>
-              </w14:schemeClr>
-            </w14:solidFill>
-          </w14:textFill>
-        </w:rPr>
-        <w:t>主要</w:t>
-      </w:r>
-      <w:r>
-        <w:rPr>
-          <w:rFonts w:hint="eastAsia" w:cs="Times New Roman"/>
-          <w:color w:val="404040" w:themeColor="text1" w:themeTint="BF"/>
-          <w:kern w:val="0"/>
-          <w:sz w:val="22"/>
-          <w:szCs w:val="22"/>
-          <w:shd w:val="clear" w:color="auto" w:fill="FFFFFF"/>
-          <w:lang w:val="en-US" w:eastAsia="zh-CN" w:bidi="ar-SA"/>
-          <w14:textFill>
-            <w14:solidFill>
-              <w14:schemeClr w14:val="tx1">
-                <w14:lumMod w14:val="75000"/>
-                <w14:lumOff w14:val="25000"/>
-              </w14:schemeClr>
-            </w14:solidFill>
-          </w14:textFill>
-        </w:rPr>
-        <w:t>任务内容：</w:t>
+          <w:rFonts w:hint="eastAsia"/>
+          <w:color w:val="404040" w:themeColor="text1" w:themeTint="BF"/>
+          <w:lang w:val="en-US" w:eastAsia="zh-CN"/>
+          <w14:textFill>
+            <w14:solidFill>
+              <w14:schemeClr w14:val="tx1">
+                <w14:lumMod w14:val="75000"/>
+                <w14:lumOff w14:val="25000"/>
+              </w14:schemeClr>
+            </w14:solidFill>
+          </w14:textFill>
+        </w:rPr>
+        <w:t>主要任务内容：</w:t>
       </w:r>
     </w:p>
     <w:p>
       <w:pPr>
-        <w:pStyle w:val="14"/>
+        <w:pStyle w:val="15"/>
         <w:keepNext w:val="0"/>
         <w:keepLines w:val="0"/>
         <w:pageBreakBefore w:val="0"/>
@@ -1986,8 +1920,9 @@
           <w:ilvl w:val="0"/>
           <w:numId w:val="1"/>
         </w:numPr>
+        <w:shd w:val="clear" w:color="auto" w:fill="FFFFFF"/>
         <w:kinsoku/>
-        <w:wordWrap/>
+        <w:wordWrap w:val="0"/>
         <w:overflowPunct/>
         <w:topLinePunct w:val="0"/>
         <w:autoSpaceDE/>
@@ -1997,13 +1932,9 @@
         <w:snapToGrid w:val="0"/>
         <w:textAlignment w:val="auto"/>
         <w:rPr>
-          <w:rFonts w:hint="eastAsia" w:cs="Times New Roman"/>
-          <w:color w:val="404040" w:themeColor="text1" w:themeTint="BF"/>
-          <w:kern w:val="0"/>
-          <w:sz w:val="22"/>
-          <w:szCs w:val="22"/>
-          <w:shd w:val="clear" w:color="auto" w:fill="FFFFFF"/>
-          <w:lang w:val="en-US" w:eastAsia="zh-CN" w:bidi="ar-SA"/>
+          <w:rFonts w:hint="eastAsia"/>
+          <w:color w:val="404040" w:themeColor="text1" w:themeTint="BF"/>
+          <w:lang w:val="en-US" w:eastAsia="zh-CN"/>
           <w14:textFill>
             <w14:solidFill>
               <w14:schemeClr w14:val="tx1">
@@ -2016,28 +1947,72 @@
       </w:pPr>
       <w:r>
         <w:rPr>
-          <w:rFonts w:hint="eastAsia" w:cs="Times New Roman"/>
-          <w:color w:val="404040" w:themeColor="text1" w:themeTint="BF"/>
-          <w:kern w:val="0"/>
-          <w:sz w:val="22"/>
-          <w:szCs w:val="22"/>
-          <w:shd w:val="clear" w:color="auto" w:fill="FFFFFF"/>
-          <w:lang w:val="en-US" w:eastAsia="zh-CN" w:bidi="ar-SA"/>
-          <w14:textFill>
-            <w14:solidFill>
-              <w14:schemeClr w14:val="tx1">
-                <w14:lumMod w14:val="75000"/>
-                <w14:lumOff w14:val="25000"/>
-              </w14:schemeClr>
-            </w14:solidFill>
-          </w14:textFill>
-        </w:rPr>
-        <w:t>设计一种基于霍肯连杆和受电弓结构的地形自适应机器人腿部结构。</w:t>
+          <w:rFonts w:hint="eastAsia"/>
+          <w:color w:val="404040" w:themeColor="text1" w:themeTint="BF"/>
+          <w:lang w:val="en-US" w:eastAsia="zh-CN"/>
+          <w14:textFill>
+            <w14:solidFill>
+              <w14:schemeClr w14:val="tx1">
+                <w14:lumMod w14:val="75000"/>
+                <w14:lumOff w14:val="25000"/>
+              </w14:schemeClr>
+            </w14:solidFill>
+          </w14:textFill>
+        </w:rPr>
+        <w:t>使用</w:t>
+      </w:r>
+      <w:r>
+        <w:rPr>
+          <w:rFonts w:hint="default" w:ascii="Arial" w:hAnsi="Arial" w:cs="Arial"/>
+          <w:color w:val="404040" w:themeColor="text1" w:themeTint="BF"/>
+          <w:lang w:val="en-US" w:eastAsia="zh-CN"/>
+          <w14:textFill>
+            <w14:solidFill>
+              <w14:schemeClr w14:val="tx1">
+                <w14:lumMod w14:val="75000"/>
+                <w14:lumOff w14:val="25000"/>
+              </w14:schemeClr>
+            </w14:solidFill>
+          </w14:textFill>
+        </w:rPr>
+        <w:t>Unitree Go1</w:t>
+      </w:r>
+      <w:r>
+        <w:rPr>
+          <w:rFonts w:hint="eastAsia" w:ascii="Arial" w:hAnsi="Arial" w:cs="Arial"/>
+          <w:color w:val="404040" w:themeColor="text1" w:themeTint="BF"/>
+          <w:lang w:val="en-US" w:eastAsia="zh-CN"/>
+          <w14:textFill>
+            <w14:solidFill>
+              <w14:schemeClr w14:val="tx1">
+                <w14:lumMod w14:val="75000"/>
+                <w14:lumOff w14:val="25000"/>
+              </w14:schemeClr>
+            </w14:solidFill>
+          </w14:textFill>
+        </w:rPr>
+        <w:t>四足机器人</w:t>
+      </w:r>
+      <w:r>
+        <w:rPr>
+          <w:rFonts w:hint="eastAsia"/>
+          <w:color w:val="404040" w:themeColor="text1" w:themeTint="BF"/>
+          <w:lang w:val="en-US" w:eastAsia="zh-CN"/>
+          <w14:textFill>
+            <w14:solidFill>
+              <w14:schemeClr w14:val="tx1">
+                <w14:lumMod w14:val="75000"/>
+                <w14:lumOff w14:val="25000"/>
+              </w14:schemeClr>
+            </w14:solidFill>
+          </w14:textFill>
+        </w:rPr>
+        <w:t>开发不平地形下基于本体感知的复合估计系统，并实现四元数MPC。</w:t>
       </w:r>
     </w:p>
     <w:p>
       <w:pPr>
-        <w:pStyle w:val="14"/>
+        <w:pStyle w:val="15"/>
         <w:keepNext w:val="0"/>
         <w:keepLines w:val="0"/>
         <w:pageBreakBefore w:val="0"/>
@@ -2046,8 +2021,9 @@
           <w:ilvl w:val="0"/>
           <w:numId w:val="1"/>
         </w:numPr>
+        <w:shd w:val="clear" w:color="auto" w:fill="FFFFFF"/>
         <w:kinsoku/>
-        <w:wordWrap/>
+        <w:wordWrap w:val="0"/>
         <w:overflowPunct/>
         <w:topLinePunct w:val="0"/>
         <w:autoSpaceDE/>
@@ -2055,16 +2031,11 @@
         <w:bidi w:val="0"/>
         <w:adjustRightInd w:val="0"/>
         <w:snapToGrid w:val="0"/>
-        <w:ind w:left="0" w:leftChars="0" w:firstLine="0" w:firstLineChars="0"/>
         <w:textAlignment w:val="auto"/>
         <w:rPr>
-          <w:rFonts w:hint="default" w:cs="Times New Roman"/>
-          <w:color w:val="404040" w:themeColor="text1" w:themeTint="BF"/>
-          <w:kern w:val="0"/>
-          <w:sz w:val="22"/>
-          <w:szCs w:val="22"/>
-          <w:shd w:val="clear" w:color="auto" w:fill="FFFFFF"/>
-          <w:lang w:val="en-US" w:eastAsia="zh-CN" w:bidi="ar-SA"/>
+          <w:rFonts w:hint="eastAsia"/>
+          <w:color w:val="404040" w:themeColor="text1" w:themeTint="BF"/>
+          <w:lang w:val="en-US" w:eastAsia="zh-CN"/>
           <w14:textFill>
             <w14:solidFill>
               <w14:schemeClr w14:val="tx1">
@@ -2077,38 +2048,35 @@
       </w:pPr>
       <w:r>
         <w:rPr>
-          <w:rFonts w:hint="eastAsia" w:cs="Times New Roman"/>
-          <w:color w:val="404040" w:themeColor="text1" w:themeTint="BF"/>
-          <w:kern w:val="0"/>
-          <w:sz w:val="22"/>
-          <w:szCs w:val="22"/>
-          <w:shd w:val="clear" w:color="auto" w:fill="FFFFFF"/>
-          <w:lang w:val="en-US" w:eastAsia="zh-CN" w:bidi="ar-SA"/>
-          <w14:textFill>
-            <w14:solidFill>
-              <w14:schemeClr w14:val="tx1">
-                <w14:lumMod w14:val="75000"/>
-                <w14:lumOff w14:val="25000"/>
-              </w14:schemeClr>
-            </w14:solidFill>
-          </w14:textFill>
-        </w:rPr>
-        <w:t>创新性地引入自适应系统的旋转阻尼装置，大程度提升系统在极端地形障碍下的鲁棒性。</w:t>
+          <w:rFonts w:hint="eastAsia"/>
+          <w:color w:val="404040" w:themeColor="text1" w:themeTint="BF"/>
+          <w:lang w:val="en-US" w:eastAsia="zh-CN"/>
+          <w14:textFill>
+            <w14:solidFill>
+              <w14:schemeClr w14:val="tx1">
+                <w14:lumMod w14:val="75000"/>
+                <w14:lumOff w14:val="25000"/>
+              </w14:schemeClr>
+            </w14:solidFill>
+          </w14:textFill>
+        </w:rPr>
+        <w:t>基于CBF和SRL方法进行四足机器人运动控制的安全保障研究。</w:t>
       </w:r>
     </w:p>
     <w:p>
       <w:pPr>
-        <w:pStyle w:val="14"/>
+        <w:pStyle w:val="15"/>
         <w:keepNext w:val="0"/>
         <w:keepLines w:val="0"/>
         <w:pageBreakBefore w:val="0"/>
         <w:widowControl/>
         <w:numPr>
           <w:ilvl w:val="0"/>
-          <w:numId w:val="1"/>
+          <w:numId w:val="0"/>
         </w:numPr>
+        <w:shd w:val="clear" w:color="auto" w:fill="FFFFFF"/>
         <w:kinsoku/>
-        <w:wordWrap/>
+        <w:wordWrap w:val="0"/>
         <w:overflowPunct/>
         <w:topLinePunct w:val="0"/>
         <w:autoSpaceDE/>
@@ -2116,47 +2084,567 @@
         <w:bidi w:val="0"/>
         <w:adjustRightInd w:val="0"/>
         <w:snapToGrid w:val="0"/>
-        <w:spacing w:after="157" w:afterLines="50"/>
-        <w:ind w:left="0" w:leftChars="0" w:firstLine="0" w:firstLineChars="0"/>
         <w:textAlignment w:val="auto"/>
         <w:rPr>
-          <w:rFonts w:hint="default" w:cs="Times New Roman"/>
+          <w:rFonts w:hint="eastAsia"/>
+          <w:color w:val="404040" w:themeColor="text1" w:themeTint="BF"/>
+          <w:lang w:val="en-US" w:eastAsia="zh-CN"/>
+          <w14:textFill>
+            <w14:solidFill>
+              <w14:schemeClr w14:val="tx1">
+                <w14:lumMod w14:val="75000"/>
+                <w14:lumOff w14:val="25000"/>
+              </w14:schemeClr>
+            </w14:solidFill>
+          </w14:textFill>
+        </w:rPr>
+      </w:pPr>
+      <w:r>
+        <w:rPr>
+          <w:rFonts w:hint="eastAsia"/>
+          <w:color w:val="404040" w:themeColor="text1" w:themeTint="BF"/>
+          <w:lang w:val="en-US" w:eastAsia="zh-CN"/>
+          <w14:textFill>
+            <w14:solidFill>
+              <w14:schemeClr w14:val="tx1">
+                <w14:lumMod w14:val="75000"/>
+                <w14:lumOff w14:val="25000"/>
+              </w14:schemeClr>
+            </w14:solidFill>
+          </w14:textFill>
+        </w:rPr>
+        <w:t>在投文章：</w:t>
+      </w:r>
+    </w:p>
+    <w:p>
+      <w:pPr>
+        <w:numPr>
+          <w:ilvl w:val="0"/>
+          <w:numId w:val="2"/>
+        </w:numPr>
+        <w:rPr>
+          <w:rFonts w:hint="default"/>
+          <w:color w:val="404040" w:themeColor="text1" w:themeTint="BF"/>
+          <w:lang w:val="en-US" w:eastAsia="zh-CN"/>
+          <w14:textFill>
+            <w14:solidFill>
+              <w14:schemeClr w14:val="tx1">
+                <w14:lumMod w14:val="75000"/>
+                <w14:lumOff w14:val="25000"/>
+              </w14:schemeClr>
+            </w14:solidFill>
+          </w14:textFill>
+        </w:rPr>
+      </w:pPr>
+      <w:r>
+        <w:rPr>
+          <w:rFonts w:ascii="Times New Roman" w:hAnsi="Times New Roman" w:eastAsia="Cambria" w:cs="Times New Roman"/>
+          <w:b/>
+          <w:bCs w:val="0"/>
           <w:color w:val="404040" w:themeColor="text1" w:themeTint="BF"/>
           <w:kern w:val="0"/>
           <w:sz w:val="22"/>
-          <w:szCs w:val="22"/>
-          <w:shd w:val="clear" w:color="auto" w:fill="FFFFFF"/>
-          <w:lang w:val="en-US" w:eastAsia="zh-CN" w:bidi="ar-SA"/>
-          <w14:textFill>
-            <w14:solidFill>
-              <w14:schemeClr w14:val="tx1">
-                <w14:lumMod w14:val="75000"/>
-                <w14:lumOff w14:val="25000"/>
-              </w14:schemeClr>
-            </w14:solidFill>
-          </w14:textFill>
-        </w:rPr>
-      </w:pPr>
-      <w:r>
-        <w:rPr>
-          <w:rFonts w:hint="eastAsia" w:cs="Times New Roman"/>
+          <w:szCs w:val="24"/>
+          <w:lang w:val="en-US" w:eastAsia="zh-CN" w:bidi="ar"/>
+          <w14:textFill>
+            <w14:solidFill>
+              <w14:schemeClr w14:val="tx1">
+                <w14:lumMod w14:val="75000"/>
+                <w14:lumOff w14:val="25000"/>
+              </w14:schemeClr>
+            </w14:solidFill>
+          </w14:textFill>
+        </w:rPr>
+        <w:t>Peiyu Yang</w:t>
+      </w:r>
+      <w:r>
+        <w:rPr>
+          <w:rFonts w:ascii="Times New Roman" w:hAnsi="Times New Roman" w:eastAsia="Cambria" w:cs="Times New Roman"/>
+          <w:bCs/>
           <w:color w:val="404040" w:themeColor="text1" w:themeTint="BF"/>
           <w:kern w:val="0"/>
           <w:sz w:val="22"/>
+          <w:szCs w:val="24"/>
+          <w:lang w:val="en-US" w:eastAsia="zh-CN" w:bidi="ar"/>
+          <w14:textFill>
+            <w14:solidFill>
+              <w14:schemeClr w14:val="tx1">
+                <w14:lumMod w14:val="75000"/>
+                <w14:lumOff w14:val="25000"/>
+              </w14:schemeClr>
+            </w14:solidFill>
+          </w14:textFill>
+        </w:rPr>
+        <w:t>, Jiatao Ding, Wei Pan, and Cosimo Della Santina</w:t>
+      </w:r>
+      <w:r>
+        <w:rPr>
+          <w:rFonts w:hint="eastAsia" w:ascii="Times New Roman" w:hAnsi="Times New Roman" w:eastAsia="Cambria" w:cs="Times New Roman"/>
+          <w:bCs/>
+          <w:color w:val="404040" w:themeColor="text1" w:themeTint="BF"/>
+          <w:kern w:val="0"/>
+          <w:sz w:val="22"/>
+          <w:szCs w:val="24"/>
+          <w:lang w:val="en-US" w:eastAsia="zh-CN" w:bidi="ar"/>
+          <w14:textFill>
+            <w14:solidFill>
+              <w14:schemeClr w14:val="tx1">
+                <w14:lumMod w14:val="75000"/>
+                <w14:lumOff w14:val="25000"/>
+              </w14:schemeClr>
+            </w14:solidFill>
+          </w14:textFill>
+        </w:rPr>
+        <w:t xml:space="preserve">, </w:t>
+      </w:r>
+      <w:r>
+        <w:rPr>
+          <w:rFonts w:ascii="Times New Roman" w:hAnsi="Times New Roman" w:eastAsia="Cambria" w:cs="Times New Roman"/>
+          <w:bCs/>
+          <w:color w:val="404040" w:themeColor="text1" w:themeTint="BF"/>
+          <w:kern w:val="0"/>
+          <w:sz w:val="22"/>
+          <w:szCs w:val="24"/>
+          <w:lang w:val="en-US" w:eastAsia="zh-CN" w:bidi="ar"/>
+          <w14:textFill>
+            <w14:solidFill>
+              <w14:schemeClr w14:val="tx1">
+                <w14:lumMod w14:val="75000"/>
+                <w14:lumOff w14:val="25000"/>
+              </w14:schemeClr>
+            </w14:solidFill>
+          </w14:textFill>
+        </w:rPr>
+        <w:t>"Towards Terrain-Aware Safe Locomotion for Quadrupedal Robots Using Proprioceptive Sensing"</w:t>
+      </w:r>
+      <w:r>
+        <w:rPr>
+          <w:rFonts w:hint="eastAsia" w:ascii="Times New Roman" w:hAnsi="Times New Roman" w:eastAsia="Cambria" w:cs="Times New Roman"/>
+          <w:bCs/>
+          <w:color w:val="404040" w:themeColor="text1" w:themeTint="BF"/>
+          <w:kern w:val="0"/>
+          <w:sz w:val="22"/>
+          <w:szCs w:val="24"/>
+          <w:lang w:val="en-US" w:eastAsia="zh-CN" w:bidi="ar"/>
+          <w14:textFill>
+            <w14:solidFill>
+              <w14:schemeClr w14:val="tx1">
+                <w14:lumMod w14:val="75000"/>
+                <w14:lumOff w14:val="25000"/>
+              </w14:schemeClr>
+            </w14:solidFill>
+          </w14:textFill>
+        </w:rPr>
+        <w:t>, s</w:t>
+      </w:r>
+      <w:r>
+        <w:rPr>
+          <w:rFonts w:ascii="Times New Roman" w:hAnsi="Times New Roman" w:eastAsia="Cambria" w:cs="Times New Roman"/>
+          <w:bCs/>
+          <w:color w:val="404040" w:themeColor="text1" w:themeTint="BF"/>
+          <w:kern w:val="0"/>
+          <w:sz w:val="22"/>
+          <w:szCs w:val="24"/>
+          <w:lang w:val="en-US" w:eastAsia="zh-CN" w:bidi="ar"/>
+          <w14:textFill>
+            <w14:solidFill>
+              <w14:schemeClr w14:val="tx1">
+                <w14:lumMod w14:val="75000"/>
+                <w14:lumOff w14:val="25000"/>
+              </w14:schemeClr>
+            </w14:solidFill>
+          </w14:textFill>
+        </w:rPr>
+        <w:t>ubmitted to</w:t>
+      </w:r>
+      <w:r>
+        <w:rPr>
+          <w:rFonts w:hint="eastAsia" w:ascii="Times New Roman" w:hAnsi="Times New Roman" w:eastAsia="Cambria" w:cs="Times New Roman"/>
+          <w:bCs/>
+          <w:color w:val="404040" w:themeColor="text1" w:themeTint="BF"/>
+          <w:kern w:val="0"/>
+          <w:sz w:val="22"/>
+          <w:szCs w:val="24"/>
+          <w:lang w:val="en-US" w:eastAsia="zh-CN" w:bidi="ar"/>
+          <w14:textFill>
+            <w14:solidFill>
+              <w14:schemeClr w14:val="tx1">
+                <w14:lumMod w14:val="75000"/>
+                <w14:lumOff w14:val="25000"/>
+              </w14:schemeClr>
+            </w14:solidFill>
+          </w14:textFill>
+        </w:rPr>
+        <w:t xml:space="preserve"> IROS 2025</w:t>
+      </w:r>
+    </w:p>
+    <w:p>
+      <w:pPr>
+        <w:numPr>
+          <w:ilvl w:val="0"/>
+          <w:numId w:val="2"/>
+        </w:numPr>
+        <w:rPr>
+          <w:rFonts w:hint="default"/>
+          <w:color w:val="404040" w:themeColor="text1" w:themeTint="BF"/>
+          <w:lang w:val="en-US" w:eastAsia="zh-CN"/>
+          <w14:textFill>
+            <w14:solidFill>
+              <w14:schemeClr w14:val="tx1">
+                <w14:lumMod w14:val="75000"/>
+                <w14:lumOff w14:val="25000"/>
+              </w14:schemeClr>
+            </w14:solidFill>
+          </w14:textFill>
+        </w:rPr>
+      </w:pPr>
+      <w:r>
+        <w:rPr>
+          <w:rFonts w:hint="eastAsia" w:ascii="Times New Roman" w:hAnsi="Times New Roman" w:eastAsia="Cambria" w:cs="Times New Roman"/>
+          <w:b w:val="0"/>
+          <w:bCs/>
+          <w:color w:val="404040" w:themeColor="text1" w:themeTint="BF"/>
+          <w:kern w:val="0"/>
+          <w:sz w:val="22"/>
+          <w:szCs w:val="24"/>
+          <w:lang w:val="en-US" w:eastAsia="zh-CN" w:bidi="ar"/>
+          <w14:textFill>
+            <w14:solidFill>
+              <w14:schemeClr w14:val="tx1">
+                <w14:lumMod w14:val="75000"/>
+                <w14:lumOff w14:val="25000"/>
+              </w14:schemeClr>
+            </w14:solidFill>
+          </w14:textFill>
+        </w:rPr>
+        <w:t xml:space="preserve">Jiatao Ding, </w:t>
+      </w:r>
+      <w:r>
+        <w:rPr>
+          <w:rFonts w:hint="eastAsia" w:ascii="Times New Roman" w:hAnsi="Times New Roman" w:eastAsia="Cambria" w:cs="Times New Roman"/>
+          <w:b/>
+          <w:bCs w:val="0"/>
+          <w:color w:val="404040" w:themeColor="text1" w:themeTint="BF"/>
+          <w:kern w:val="0"/>
+          <w:sz w:val="22"/>
+          <w:szCs w:val="24"/>
+          <w:lang w:val="en-US" w:eastAsia="zh-CN" w:bidi="ar"/>
+          <w14:textFill>
+            <w14:solidFill>
+              <w14:schemeClr w14:val="tx1">
+                <w14:lumMod w14:val="75000"/>
+                <w14:lumOff w14:val="25000"/>
+              </w14:schemeClr>
+            </w14:solidFill>
+          </w14:textFill>
+        </w:rPr>
+        <w:t>Peiyu Yang</w:t>
+      </w:r>
+      <w:r>
+        <w:rPr>
+          <w:rFonts w:hint="eastAsia" w:ascii="Times New Roman" w:hAnsi="Times New Roman" w:eastAsia="Cambria" w:cs="Times New Roman"/>
+          <w:b w:val="0"/>
+          <w:bCs/>
+          <w:color w:val="404040" w:themeColor="text1" w:themeTint="BF"/>
+          <w:kern w:val="0"/>
+          <w:sz w:val="22"/>
+          <w:szCs w:val="24"/>
+          <w:lang w:val="en-US" w:eastAsia="zh-CN" w:bidi="ar"/>
+          <w14:textFill>
+            <w14:solidFill>
+              <w14:schemeClr w14:val="tx1">
+                <w14:lumMod w14:val="75000"/>
+                <w14:lumOff w14:val="25000"/>
+              </w14:schemeClr>
+            </w14:solidFill>
+          </w14:textFill>
+        </w:rPr>
+        <w:t xml:space="preserve">, Fabio Boekel, Jens Kober, Wei Pan, Matteo Saveriano, and Cosimo Della Santina, </w:t>
+      </w:r>
+      <w:r>
+        <w:rPr>
+          <w:rFonts w:ascii="Times New Roman" w:hAnsi="Times New Roman" w:eastAsia="Cambria" w:cs="Times New Roman"/>
+          <w:b w:val="0"/>
+          <w:bCs/>
+          <w:color w:val="404040" w:themeColor="text1" w:themeTint="BF"/>
+          <w:kern w:val="0"/>
+          <w:sz w:val="22"/>
+          <w:szCs w:val="24"/>
+          <w:lang w:val="en-US" w:eastAsia="zh-CN" w:bidi="ar"/>
+          <w14:textFill>
+            <w14:solidFill>
+              <w14:schemeClr w14:val="tx1">
+                <w14:lumMod w14:val="75000"/>
+                <w14:lumOff w14:val="25000"/>
+              </w14:schemeClr>
+            </w14:solidFill>
+          </w14:textFill>
+        </w:rPr>
+        <w:t>"</w:t>
+      </w:r>
+      <w:r>
+        <w:rPr>
+          <w:rFonts w:hint="eastAsia" w:ascii="Times New Roman" w:hAnsi="Times New Roman" w:eastAsia="Cambria" w:cs="Times New Roman"/>
+          <w:b w:val="0"/>
+          <w:bCs/>
+          <w:color w:val="404040" w:themeColor="text1" w:themeTint="BF"/>
+          <w:kern w:val="0"/>
+          <w:sz w:val="22"/>
+          <w:szCs w:val="24"/>
+          <w:lang w:val="en-US" w:eastAsia="zh-CN" w:bidi="ar"/>
+          <w14:textFill>
+            <w14:solidFill>
+              <w14:schemeClr w14:val="tx1">
+                <w14:lumMod w14:val="75000"/>
+                <w14:lumOff w14:val="25000"/>
+              </w14:schemeClr>
+            </w14:solidFill>
+          </w14:textFill>
+        </w:rPr>
+        <w:t>ArtsQuad: Versatile, Robust, and Explosive Motion with Rigid and Articulated Compliant Quadrupeds</w:t>
+      </w:r>
+      <w:r>
+        <w:rPr>
+          <w:rFonts w:ascii="Times New Roman" w:hAnsi="Times New Roman" w:eastAsia="Cambria" w:cs="Times New Roman"/>
+          <w:b w:val="0"/>
+          <w:bCs/>
+          <w:color w:val="404040" w:themeColor="text1" w:themeTint="BF"/>
+          <w:kern w:val="0"/>
+          <w:sz w:val="22"/>
+          <w:szCs w:val="24"/>
+          <w:lang w:val="en-US" w:eastAsia="zh-CN" w:bidi="ar"/>
+          <w14:textFill>
+            <w14:solidFill>
+              <w14:schemeClr w14:val="tx1">
+                <w14:lumMod w14:val="75000"/>
+                <w14:lumOff w14:val="25000"/>
+              </w14:schemeClr>
+            </w14:solidFill>
+          </w14:textFill>
+        </w:rPr>
+        <w:t>"</w:t>
+      </w:r>
+      <w:r>
+        <w:rPr>
+          <w:rFonts w:hint="eastAsia" w:ascii="Times New Roman" w:hAnsi="Times New Roman" w:eastAsia="Cambria" w:cs="Times New Roman"/>
+          <w:b w:val="0"/>
+          <w:bCs/>
+          <w:color w:val="404040" w:themeColor="text1" w:themeTint="BF"/>
+          <w:kern w:val="0"/>
+          <w:sz w:val="22"/>
+          <w:szCs w:val="24"/>
+          <w:lang w:val="en-US" w:eastAsia="zh-CN" w:bidi="ar"/>
+          <w14:textFill>
+            <w14:solidFill>
+              <w14:schemeClr w14:val="tx1">
+                <w14:lumMod w14:val="75000"/>
+                <w14:lumOff w14:val="25000"/>
+              </w14:schemeClr>
+            </w14:solidFill>
+          </w14:textFill>
+        </w:rPr>
+        <w:t>, target journal: IJRR</w:t>
+      </w:r>
+    </w:p>
+    <w:p>
+      <w:pPr>
+        <w:numPr>
+          <w:ilvl w:val="0"/>
+          <w:numId w:val="2"/>
+        </w:numPr>
+        <w:rPr>
+          <w:rFonts w:hint="default"/>
+          <w:color w:val="404040" w:themeColor="text1" w:themeTint="BF"/>
+          <w:lang w:val="en-US" w:eastAsia="zh-CN"/>
+          <w14:textFill>
+            <w14:solidFill>
+              <w14:schemeClr w14:val="tx1">
+                <w14:lumMod w14:val="75000"/>
+                <w14:lumOff w14:val="25000"/>
+              </w14:schemeClr>
+            </w14:solidFill>
+          </w14:textFill>
+        </w:rPr>
+      </w:pPr>
+      <w:r>
+        <w:rPr>
+          <w:rFonts w:ascii="Times New Roman" w:hAnsi="Times New Roman" w:eastAsia="Cambria" w:cs="Times New Roman"/>
+          <w:bCs/>
+          <w:color w:val="404040" w:themeColor="text1" w:themeTint="BF"/>
+          <w:kern w:val="0"/>
+          <w:sz w:val="22"/>
+          <w:szCs w:val="24"/>
+          <w:lang w:val="en-US" w:eastAsia="zh-CN" w:bidi="ar"/>
+          <w14:textFill>
+            <w14:solidFill>
+              <w14:schemeClr w14:val="tx1">
+                <w14:lumMod w14:val="75000"/>
+                <w14:lumOff w14:val="25000"/>
+              </w14:schemeClr>
+            </w14:solidFill>
+          </w14:textFill>
+        </w:rPr>
+        <w:t xml:space="preserve">Edoardo Panichi, Jiatao Ding, Vassil Atanassov, </w:t>
+      </w:r>
+      <w:r>
+        <w:rPr>
+          <w:rFonts w:ascii="Times New Roman" w:hAnsi="Times New Roman" w:eastAsia="Cambria" w:cs="Times New Roman"/>
+          <w:b/>
+          <w:bCs w:val="0"/>
+          <w:color w:val="404040" w:themeColor="text1" w:themeTint="BF"/>
+          <w:kern w:val="0"/>
+          <w:sz w:val="22"/>
+          <w:szCs w:val="24"/>
+          <w:lang w:val="en-US" w:eastAsia="zh-CN" w:bidi="ar"/>
+          <w14:textFill>
+            <w14:solidFill>
+              <w14:schemeClr w14:val="tx1">
+                <w14:lumMod w14:val="75000"/>
+                <w14:lumOff w14:val="25000"/>
+              </w14:schemeClr>
+            </w14:solidFill>
+          </w14:textFill>
+        </w:rPr>
+        <w:t>Peiyu Yang</w:t>
+      </w:r>
+      <w:r>
+        <w:rPr>
+          <w:rFonts w:ascii="Times New Roman" w:hAnsi="Times New Roman" w:eastAsia="Cambria" w:cs="Times New Roman"/>
+          <w:bCs/>
+          <w:color w:val="404040" w:themeColor="text1" w:themeTint="BF"/>
+          <w:kern w:val="0"/>
+          <w:sz w:val="22"/>
+          <w:szCs w:val="24"/>
+          <w:lang w:val="en-US" w:eastAsia="zh-CN" w:bidi="ar"/>
+          <w14:textFill>
+            <w14:solidFill>
+              <w14:schemeClr w14:val="tx1">
+                <w14:lumMod w14:val="75000"/>
+                <w14:lumOff w14:val="25000"/>
+              </w14:schemeClr>
+            </w14:solidFill>
+          </w14:textFill>
+        </w:rPr>
+        <w:t>, Jens Kober, Wei Pan and Cosimo Della Santina</w:t>
+      </w:r>
+      <w:r>
+        <w:rPr>
+          <w:rFonts w:hint="eastAsia" w:ascii="Times New Roman" w:hAnsi="Times New Roman" w:eastAsia="Cambria" w:cs="Times New Roman"/>
+          <w:bCs/>
+          <w:color w:val="404040" w:themeColor="text1" w:themeTint="BF"/>
+          <w:kern w:val="0"/>
+          <w:sz w:val="22"/>
+          <w:szCs w:val="24"/>
+          <w:lang w:val="en-US" w:eastAsia="zh-CN" w:bidi="ar"/>
+          <w14:textFill>
+            <w14:solidFill>
+              <w14:schemeClr w14:val="tx1">
+                <w14:lumMod w14:val="75000"/>
+                <w14:lumOff w14:val="25000"/>
+              </w14:schemeClr>
+            </w14:solidFill>
+          </w14:textFill>
+        </w:rPr>
+        <w:t xml:space="preserve">, </w:t>
+      </w:r>
+      <w:r>
+        <w:rPr>
+          <w:rFonts w:ascii="Times New Roman" w:hAnsi="Times New Roman" w:eastAsia="Cambria" w:cs="Times New Roman"/>
+          <w:bCs/>
+          <w:color w:val="404040" w:themeColor="text1" w:themeTint="BF"/>
+          <w:kern w:val="0"/>
+          <w:sz w:val="22"/>
+          <w:szCs w:val="24"/>
+          <w:lang w:val="en-US" w:eastAsia="zh-CN" w:bidi="ar"/>
+          <w14:textFill>
+            <w14:solidFill>
+              <w14:schemeClr w14:val="tx1">
+                <w14:lumMod w14:val="75000"/>
+                <w14:lumOff w14:val="25000"/>
+              </w14:schemeClr>
+            </w14:solidFill>
+          </w14:textFill>
+        </w:rPr>
+        <w:t>"</w:t>
+      </w:r>
+      <w:r>
+        <w:rPr>
+          <w:rFonts w:hint="eastAsia" w:ascii="Times New Roman" w:hAnsi="Times New Roman" w:eastAsia="Cambria" w:cs="Times New Roman"/>
+          <w:bCs/>
+          <w:color w:val="404040" w:themeColor="text1" w:themeTint="BF"/>
+          <w:kern w:val="0"/>
+          <w:sz w:val="22"/>
+          <w:szCs w:val="24"/>
+          <w:lang w:val="en-US" w:eastAsia="zh-CN" w:bidi="ar"/>
+          <w14:textFill>
+            <w14:solidFill>
+              <w14:schemeClr w14:val="tx1">
+                <w14:lumMod w14:val="75000"/>
+                <w14:lumOff w14:val="25000"/>
+              </w14:schemeClr>
+            </w14:solidFill>
+          </w14:textFill>
+        </w:rPr>
+        <w:t>On-the-Fly Jumping with Soft Landing: Leveraging Trajectory Optimization and Behavior Cloning</w:t>
+      </w:r>
+      <w:r>
+        <w:rPr>
+          <w:rFonts w:ascii="Times New Roman" w:hAnsi="Times New Roman" w:eastAsia="Cambria" w:cs="Times New Roman"/>
+          <w:bCs/>
+          <w:color w:val="404040" w:themeColor="text1" w:themeTint="BF"/>
+          <w:kern w:val="0"/>
+          <w:sz w:val="22"/>
+          <w:szCs w:val="24"/>
+          <w:lang w:val="en-US" w:eastAsia="zh-CN" w:bidi="ar"/>
+          <w14:textFill>
+            <w14:solidFill>
+              <w14:schemeClr w14:val="tx1">
+                <w14:lumMod w14:val="75000"/>
+                <w14:lumOff w14:val="25000"/>
+              </w14:schemeClr>
+            </w14:solidFill>
+          </w14:textFill>
+        </w:rPr>
+        <w:t>"</w:t>
+      </w:r>
+      <w:r>
+        <w:rPr>
+          <w:rFonts w:hint="eastAsia" w:ascii="Times New Roman" w:hAnsi="Times New Roman" w:eastAsia="Cambria" w:cs="Times New Roman"/>
+          <w:bCs/>
+          <w:color w:val="404040" w:themeColor="text1" w:themeTint="BF"/>
+          <w:kern w:val="0"/>
+          <w:sz w:val="22"/>
+          <w:szCs w:val="24"/>
+          <w:lang w:val="en-US" w:eastAsia="zh-CN" w:bidi="ar"/>
+          <w14:textFill>
+            <w14:solidFill>
+              <w14:schemeClr w14:val="tx1">
+                <w14:lumMod w14:val="75000"/>
+                <w14:lumOff w14:val="25000"/>
+              </w14:schemeClr>
+            </w14:solidFill>
+          </w14:textFill>
+        </w:rPr>
+        <w:t>, submitted to TMECH</w:t>
+      </w:r>
+    </w:p>
+    <w:p>
+      <w:pPr>
+        <w:numPr>
+          <w:numId w:val="0"/>
+        </w:numPr>
+        <w:ind w:leftChars="0"/>
+        <w:rPr>
+          <w:rFonts w:hint="eastAsia"/>
+          <w:i w:val="0"/>
+          <w:iCs w:val="0"/>
+          <w:color w:val="auto"/>
+          <w:sz w:val="22"/>
           <w:szCs w:val="22"/>
-          <w:shd w:val="clear" w:color="auto" w:fill="FFFFFF"/>
-          <w:lang w:val="en-US" w:eastAsia="zh-CN" w:bidi="ar-SA"/>
-          <w14:textFill>
-            <w14:solidFill>
-              <w14:schemeClr w14:val="tx1">
-                <w14:lumMod w14:val="75000"/>
-                <w14:lumOff w14:val="25000"/>
-              </w14:schemeClr>
-            </w14:solidFill>
-          </w14:textFill>
-        </w:rPr>
-        <w:t>设计两种样机，进行样机制造与装配，进行对比实验以验证系统有效性。</w:t>
-      </w:r>
+          <w:u w:val="single"/>
+          <w:lang w:val="en-US" w:eastAsia="zh-CN"/>
+        </w:rPr>
+      </w:pPr>
     </w:p>
     <w:p>
       <w:pPr>
@@ -2177,24 +2665,28 @@
         <w:spacing w:before="0" w:beforeLines="0"/>
         <w:textAlignment w:val="auto"/>
         <w:rPr>
-          <w:rFonts w:hint="eastAsia" w:cs="Times New Roman"/>
+          <w:rFonts w:hint="eastAsia"/>
+          <w:i w:val="0"/>
+          <w:iCs w:val="0"/>
           <w:color w:val="auto"/>
-          <w:kern w:val="0"/>
           <w:sz w:val="22"/>
           <w:szCs w:val="22"/>
           <w:u w:val="single"/>
-          <w:shd w:val="clear" w:color="auto" w:fill="FFFFFF"/>
-          <w:lang w:val="en-US" w:eastAsia="zh-CN" w:bidi="ar-SA"/>
+          <w:lang w:val="en-US" w:eastAsia="zh-CN"/>
         </w:rPr>
       </w:pPr>
       <w:r>
         <w:rPr>
           <w:rFonts w:hint="eastAsia"/>
+          <w:i w:val="0"/>
+          <w:iCs w:val="0"/>
           <w:color w:val="auto"/>
+          <w:sz w:val="22"/>
+          <w:szCs w:val="22"/>
           <w:u w:val="single"/>
           <w:lang w:val="en-US" w:eastAsia="zh-CN"/>
         </w:rPr>
-        <w:t>项目经历：</w:t>
+        <w:t>实习经历：</w:t>
       </w:r>
     </w:p>
     <w:p>
@@ -2216,8 +2708,517 @@
         <w:spacing w:before="0" w:beforeLines="0"/>
         <w:textAlignment w:val="auto"/>
         <w:rPr>
+          <w:rFonts w:hint="default" w:ascii="Arial" w:hAnsi="Arial" w:cs="Arial"/>
+          <w:lang w:val="en-US" w:eastAsia="zh-CN"/>
+        </w:rPr>
+      </w:pPr>
+      <w:r>
+        <w:rPr>
+          <w:rFonts w:hint="eastAsia"/>
+          <w:lang w:val="en-US" w:eastAsia="zh-CN"/>
+        </w:rPr>
+        <w:t>2022.07-2022.10</w:t>
+      </w:r>
+      <w:r>
+        <w:rPr>
+          <w:rFonts w:hint="eastAsia"/>
+          <w:lang w:val="en-US" w:eastAsia="zh-CN"/>
+        </w:rPr>
+        <w:tab/>
+      </w:r>
+      <w:r>
+        <w:rPr>
+          <w:rFonts w:hint="eastAsia" w:ascii="Arial" w:hAnsi="Arial" w:cs="Arial"/>
+          <w:lang w:val="en-US" w:eastAsia="zh-CN"/>
+        </w:rPr>
+        <w:t>Design and Fabrication of a Legged Robot Prototype</w:t>
+      </w:r>
+      <w:r>
+        <w:rPr>
+          <w:rFonts w:hint="eastAsia" w:ascii="Arial" w:hAnsi="Arial" w:cs="Arial"/>
+          <w:lang w:val="en-US" w:eastAsia="zh-CN"/>
+        </w:rPr>
+        <w:tab/>
+      </w:r>
+      <w:r>
+        <w:rPr>
+          <w:rFonts w:hint="eastAsia" w:ascii="Arial" w:hAnsi="Arial" w:cs="Arial"/>
+          <w:lang w:val="en-US" w:eastAsia="zh-CN"/>
+        </w:rPr>
+        <w:t>实习岗位：研究员</w:t>
+      </w:r>
+    </w:p>
+    <w:p>
+      <w:pPr>
+        <w:pStyle w:val="14"/>
+        <w:rPr>
+          <w:rFonts w:hint="default" w:ascii="Arial" w:hAnsi="Arial" w:cs="Arial"/>
+          <w:b/>
+          <w:bCs/>
+          <w:color w:val="404040" w:themeColor="text1" w:themeTint="BF"/>
+          <w:lang w:val="en-US" w:eastAsia="zh-CN"/>
+          <w14:textFill>
+            <w14:solidFill>
+              <w14:schemeClr w14:val="tx1">
+                <w14:lumMod w14:val="75000"/>
+                <w14:lumOff w14:val="25000"/>
+              </w14:schemeClr>
+            </w14:solidFill>
+          </w14:textFill>
+        </w:rPr>
+      </w:pPr>
+      <w:r>
+        <w:rPr>
+          <w:rFonts w:hint="eastAsia"/>
+          <w:b/>
+          <w:bCs/>
+          <w:color w:val="404040" w:themeColor="text1" w:themeTint="BF"/>
+          <w:lang w:val="en-US" w:eastAsia="zh-CN"/>
+          <w14:textFill>
+            <w14:solidFill>
+              <w14:schemeClr w14:val="tx1">
+                <w14:lumMod w14:val="75000"/>
+                <w14:lumOff w14:val="25000"/>
+              </w14:schemeClr>
+            </w14:solidFill>
+          </w14:textFill>
+        </w:rPr>
+        <w:t>指导教师：</w:t>
+      </w:r>
+      <w:r>
+        <w:rPr>
+          <w:rFonts w:hint="eastAsia" w:ascii="Arial" w:hAnsi="Arial" w:cs="Arial"/>
+          <w:b/>
+          <w:bCs/>
+          <w:color w:val="404040" w:themeColor="text1" w:themeTint="BF"/>
+          <w:lang w:val="en-US" w:eastAsia="zh-CN"/>
+          <w14:textFill>
+            <w14:solidFill>
+              <w14:schemeClr w14:val="tx1">
+                <w14:lumMod w14:val="75000"/>
+                <w14:lumOff w14:val="25000"/>
+              </w14:schemeClr>
+            </w14:solidFill>
+          </w14:textFill>
+        </w:rPr>
+        <w:t>Prof. Lionel Birglen</w:t>
+      </w:r>
+      <w:r>
+        <w:rPr>
+          <w:rFonts w:hint="eastAsia" w:ascii="Arial" w:hAnsi="Arial" w:cs="Arial"/>
+          <w:b/>
+          <w:bCs/>
+          <w:color w:val="404040" w:themeColor="text1" w:themeTint="BF"/>
+          <w:lang w:val="en-US" w:eastAsia="zh-CN"/>
+          <w14:textFill>
+            <w14:solidFill>
+              <w14:schemeClr w14:val="tx1">
+                <w14:lumMod w14:val="75000"/>
+                <w14:lumOff w14:val="25000"/>
+              </w14:schemeClr>
+            </w14:solidFill>
+          </w14:textFill>
+        </w:rPr>
+        <w:tab/>
+      </w:r>
+      <w:r>
+        <w:rPr>
+          <w:rFonts w:hint="eastAsia" w:ascii="Arial" w:hAnsi="Arial" w:cs="Arial"/>
+          <w:b/>
+          <w:bCs/>
+          <w:color w:val="404040" w:themeColor="text1" w:themeTint="BF"/>
+          <w:lang w:val="en-US" w:eastAsia="zh-CN"/>
+          <w14:textFill>
+            <w14:solidFill>
+              <w14:schemeClr w14:val="tx1">
+                <w14:lumMod w14:val="75000"/>
+                <w14:lumOff w14:val="25000"/>
+              </w14:schemeClr>
+            </w14:solidFill>
+          </w14:textFill>
+        </w:rPr>
+        <w:t>实习单位：加拿大蒙特利尔大学理工学院</w:t>
+      </w:r>
+      <w:r>
+        <w:rPr>
+          <w:rFonts w:hint="eastAsia" w:ascii="Arial" w:hAnsi="Arial" w:cs="Arial"/>
+          <w:b/>
+          <w:bCs/>
+          <w:color w:val="404040" w:themeColor="text1" w:themeTint="BF"/>
+          <w:lang w:val="en-US" w:eastAsia="zh-CN"/>
+          <w14:textFill>
+            <w14:solidFill>
+              <w14:schemeClr w14:val="tx1">
+                <w14:lumMod w14:val="75000"/>
+                <w14:lumOff w14:val="25000"/>
+              </w14:schemeClr>
+            </w14:solidFill>
+          </w14:textFill>
+        </w:rPr>
+        <w:tab/>
+      </w:r>
+      <w:r>
+        <w:rPr>
+          <w:rFonts w:hint="eastAsia" w:ascii="Arial" w:hAnsi="Arial" w:cs="Arial"/>
+          <w:b/>
+          <w:bCs/>
+          <w:color w:val="404040" w:themeColor="text1" w:themeTint="BF"/>
+          <w:lang w:val="en-US" w:eastAsia="zh-CN"/>
+          <w14:textFill>
+            <w14:solidFill>
+              <w14:schemeClr w14:val="tx1">
+                <w14:lumMod w14:val="75000"/>
+                <w14:lumOff w14:val="25000"/>
+              </w14:schemeClr>
+            </w14:solidFill>
+          </w14:textFill>
+        </w:rPr>
+        <w:tab/>
+      </w:r>
+      <w:r>
+        <w:rPr>
+          <w:rFonts w:hint="eastAsia" w:ascii="Arial" w:hAnsi="Arial" w:cs="Arial"/>
+          <w:b/>
+          <w:bCs/>
+          <w:color w:val="404040" w:themeColor="text1" w:themeTint="BF"/>
+          <w:lang w:val="en-US" w:eastAsia="zh-CN"/>
+          <w14:textFill>
+            <w14:solidFill>
+              <w14:schemeClr w14:val="tx1">
+                <w14:lumMod w14:val="75000"/>
+                <w14:lumOff w14:val="25000"/>
+              </w14:schemeClr>
+            </w14:solidFill>
+          </w14:textFill>
+        </w:rPr>
+        <w:t>实习项目：MITACS</w:t>
+      </w:r>
+    </w:p>
+    <w:p>
+      <w:pPr>
+        <w:pStyle w:val="14"/>
+        <w:keepNext w:val="0"/>
+        <w:keepLines w:val="0"/>
+        <w:pageBreakBefore w:val="0"/>
+        <w:widowControl/>
+        <w:kinsoku/>
+        <w:wordWrap/>
+        <w:overflowPunct/>
+        <w:topLinePunct w:val="0"/>
+        <w:autoSpaceDE/>
+        <w:autoSpaceDN/>
+        <w:bidi w:val="0"/>
+        <w:adjustRightInd w:val="0"/>
+        <w:snapToGrid w:val="0"/>
+        <w:textAlignment w:val="auto"/>
+        <w:rPr>
+          <w:rFonts w:hint="eastAsia" w:cs="Times New Roman"/>
+          <w:color w:val="404040" w:themeColor="text1" w:themeTint="BF"/>
+          <w:kern w:val="0"/>
+          <w:sz w:val="22"/>
+          <w:szCs w:val="22"/>
+          <w:shd w:val="clear" w:color="auto" w:fill="FFFFFF"/>
+          <w:lang w:val="en-US" w:eastAsia="zh-CN" w:bidi="ar-SA"/>
+          <w14:textFill>
+            <w14:solidFill>
+              <w14:schemeClr w14:val="tx1">
+                <w14:lumMod w14:val="75000"/>
+                <w14:lumOff w14:val="25000"/>
+              </w14:schemeClr>
+            </w14:solidFill>
+          </w14:textFill>
+        </w:rPr>
+      </w:pPr>
+      <w:r>
+        <w:rPr>
+          <w:rFonts w:hint="eastAsia" w:ascii="思源黑体 CN Medium" w:hAnsi="思源黑体 CN Medium" w:eastAsia="思源黑体 CN Medium" w:cs="Times New Roman"/>
+          <w:color w:val="404040" w:themeColor="text1" w:themeTint="BF"/>
+          <w:kern w:val="0"/>
+          <w:sz w:val="22"/>
+          <w:szCs w:val="22"/>
+          <w:shd w:val="clear" w:color="auto" w:fill="FFFFFF"/>
+          <w:lang w:val="en-US" w:eastAsia="zh-CN" w:bidi="ar-SA"/>
+          <w14:textFill>
+            <w14:solidFill>
+              <w14:schemeClr w14:val="tx1">
+                <w14:lumMod w14:val="75000"/>
+                <w14:lumOff w14:val="25000"/>
+              </w14:schemeClr>
+            </w14:solidFill>
+          </w14:textFill>
+        </w:rPr>
+        <w:t>主要</w:t>
+      </w:r>
+      <w:r>
+        <w:rPr>
+          <w:rFonts w:hint="eastAsia" w:cs="Times New Roman"/>
+          <w:color w:val="404040" w:themeColor="text1" w:themeTint="BF"/>
+          <w:kern w:val="0"/>
+          <w:sz w:val="22"/>
+          <w:szCs w:val="22"/>
+          <w:shd w:val="clear" w:color="auto" w:fill="FFFFFF"/>
+          <w:lang w:val="en-US" w:eastAsia="zh-CN" w:bidi="ar-SA"/>
+          <w14:textFill>
+            <w14:solidFill>
+              <w14:schemeClr w14:val="tx1">
+                <w14:lumMod w14:val="75000"/>
+                <w14:lumOff w14:val="25000"/>
+              </w14:schemeClr>
+            </w14:solidFill>
+          </w14:textFill>
+        </w:rPr>
+        <w:t>任务内容：</w:t>
+      </w:r>
+    </w:p>
+    <w:p>
+      <w:pPr>
+        <w:pStyle w:val="14"/>
+        <w:keepNext w:val="0"/>
+        <w:keepLines w:val="0"/>
+        <w:pageBreakBefore w:val="0"/>
+        <w:widowControl/>
+        <w:numPr>
+          <w:ilvl w:val="0"/>
+          <w:numId w:val="3"/>
+        </w:numPr>
+        <w:kinsoku/>
+        <w:wordWrap/>
+        <w:overflowPunct/>
+        <w:topLinePunct w:val="0"/>
+        <w:autoSpaceDE/>
+        <w:autoSpaceDN/>
+        <w:bidi w:val="0"/>
+        <w:adjustRightInd w:val="0"/>
+        <w:snapToGrid w:val="0"/>
+        <w:textAlignment w:val="auto"/>
+        <w:rPr>
+          <w:rFonts w:hint="eastAsia" w:cs="Times New Roman"/>
+          <w:color w:val="404040" w:themeColor="text1" w:themeTint="BF"/>
+          <w:kern w:val="0"/>
+          <w:sz w:val="22"/>
+          <w:szCs w:val="22"/>
+          <w:shd w:val="clear" w:color="auto" w:fill="FFFFFF"/>
+          <w:lang w:val="en-US" w:eastAsia="zh-CN" w:bidi="ar-SA"/>
+          <w14:textFill>
+            <w14:solidFill>
+              <w14:schemeClr w14:val="tx1">
+                <w14:lumMod w14:val="75000"/>
+                <w14:lumOff w14:val="25000"/>
+              </w14:schemeClr>
+            </w14:solidFill>
+          </w14:textFill>
+        </w:rPr>
+      </w:pPr>
+      <w:r>
+        <w:rPr>
+          <w:rFonts w:hint="eastAsia" w:cs="Times New Roman"/>
+          <w:color w:val="404040" w:themeColor="text1" w:themeTint="BF"/>
+          <w:kern w:val="0"/>
+          <w:sz w:val="22"/>
+          <w:szCs w:val="22"/>
+          <w:shd w:val="clear" w:color="auto" w:fill="FFFFFF"/>
+          <w:lang w:val="en-US" w:eastAsia="zh-CN" w:bidi="ar-SA"/>
+          <w14:textFill>
+            <w14:solidFill>
+              <w14:schemeClr w14:val="tx1">
+                <w14:lumMod w14:val="75000"/>
+                <w14:lumOff w14:val="25000"/>
+              </w14:schemeClr>
+            </w14:solidFill>
+          </w14:textFill>
+        </w:rPr>
+        <w:t>设计一种基于霍肯连杆和受电弓结构的地形自适应机器人腿部结构。</w:t>
+      </w:r>
+    </w:p>
+    <w:p>
+      <w:pPr>
+        <w:pStyle w:val="14"/>
+        <w:keepNext w:val="0"/>
+        <w:keepLines w:val="0"/>
+        <w:pageBreakBefore w:val="0"/>
+        <w:widowControl/>
+        <w:numPr>
+          <w:ilvl w:val="0"/>
+          <w:numId w:val="3"/>
+        </w:numPr>
+        <w:kinsoku/>
+        <w:wordWrap/>
+        <w:overflowPunct/>
+        <w:topLinePunct w:val="0"/>
+        <w:autoSpaceDE/>
+        <w:autoSpaceDN/>
+        <w:bidi w:val="0"/>
+        <w:adjustRightInd w:val="0"/>
+        <w:snapToGrid w:val="0"/>
+        <w:ind w:left="0" w:leftChars="0" w:firstLine="0" w:firstLineChars="0"/>
+        <w:textAlignment w:val="auto"/>
+        <w:rPr>
+          <w:rFonts w:hint="default" w:cs="Times New Roman"/>
+          <w:color w:val="404040" w:themeColor="text1" w:themeTint="BF"/>
+          <w:kern w:val="0"/>
+          <w:sz w:val="22"/>
+          <w:szCs w:val="22"/>
+          <w:shd w:val="clear" w:color="auto" w:fill="FFFFFF"/>
+          <w:lang w:val="en-US" w:eastAsia="zh-CN" w:bidi="ar-SA"/>
+          <w14:textFill>
+            <w14:solidFill>
+              <w14:schemeClr w14:val="tx1">
+                <w14:lumMod w14:val="75000"/>
+                <w14:lumOff w14:val="25000"/>
+              </w14:schemeClr>
+            </w14:solidFill>
+          </w14:textFill>
+        </w:rPr>
+      </w:pPr>
+      <w:r>
+        <w:rPr>
+          <w:rFonts w:hint="eastAsia" w:cs="Times New Roman"/>
+          <w:color w:val="404040" w:themeColor="text1" w:themeTint="BF"/>
+          <w:kern w:val="0"/>
+          <w:sz w:val="22"/>
+          <w:szCs w:val="22"/>
+          <w:shd w:val="clear" w:color="auto" w:fill="FFFFFF"/>
+          <w:lang w:val="en-US" w:eastAsia="zh-CN" w:bidi="ar-SA"/>
+          <w14:textFill>
+            <w14:solidFill>
+              <w14:schemeClr w14:val="tx1">
+                <w14:lumMod w14:val="75000"/>
+                <w14:lumOff w14:val="25000"/>
+              </w14:schemeClr>
+            </w14:solidFill>
+          </w14:textFill>
+        </w:rPr>
+        <w:t>创新性地引入自适应系统的旋转阻尼装置，大幅提升系统在极端地形障碍下的稳定性。</w:t>
+      </w:r>
+    </w:p>
+    <w:p>
+      <w:pPr>
+        <w:pStyle w:val="14"/>
+        <w:keepNext w:val="0"/>
+        <w:keepLines w:val="0"/>
+        <w:pageBreakBefore w:val="0"/>
+        <w:widowControl/>
+        <w:numPr>
+          <w:ilvl w:val="0"/>
+          <w:numId w:val="3"/>
+        </w:numPr>
+        <w:kinsoku/>
+        <w:wordWrap/>
+        <w:overflowPunct/>
+        <w:topLinePunct w:val="0"/>
+        <w:autoSpaceDE/>
+        <w:autoSpaceDN/>
+        <w:bidi w:val="0"/>
+        <w:adjustRightInd w:val="0"/>
+        <w:snapToGrid w:val="0"/>
+        <w:spacing w:after="157" w:afterLines="50"/>
+        <w:ind w:left="0" w:leftChars="0" w:firstLine="0" w:firstLineChars="0"/>
+        <w:textAlignment w:val="auto"/>
+        <w:rPr>
+          <w:rFonts w:hint="default" w:cs="Times New Roman"/>
+          <w:color w:val="404040" w:themeColor="text1" w:themeTint="BF"/>
+          <w:kern w:val="0"/>
+          <w:sz w:val="22"/>
+          <w:szCs w:val="22"/>
+          <w:shd w:val="clear" w:color="auto" w:fill="FFFFFF"/>
+          <w:lang w:val="en-US" w:eastAsia="zh-CN" w:bidi="ar-SA"/>
+          <w14:textFill>
+            <w14:solidFill>
+              <w14:schemeClr w14:val="tx1">
+                <w14:lumMod w14:val="75000"/>
+                <w14:lumOff w14:val="25000"/>
+              </w14:schemeClr>
+            </w14:solidFill>
+          </w14:textFill>
+        </w:rPr>
+      </w:pPr>
+      <w:r>
+        <w:rPr>
+          <w:rFonts w:hint="eastAsia" w:cs="Times New Roman"/>
+          <w:color w:val="404040" w:themeColor="text1" w:themeTint="BF"/>
+          <w:kern w:val="0"/>
+          <w:sz w:val="22"/>
+          <w:szCs w:val="22"/>
+          <w:shd w:val="clear" w:color="auto" w:fill="FFFFFF"/>
+          <w:lang w:val="en-US" w:eastAsia="zh-CN" w:bidi="ar-SA"/>
+          <w14:textFill>
+            <w14:solidFill>
+              <w14:schemeClr w14:val="tx1">
+                <w14:lumMod w14:val="75000"/>
+                <w14:lumOff w14:val="25000"/>
+              </w14:schemeClr>
+            </w14:solidFill>
+          </w14:textFill>
+        </w:rPr>
+        <w:t>设计两种样机，进行样机制造与装配，进行对比实验以验证系统有效性。</w:t>
+      </w:r>
+    </w:p>
+    <w:p>
+      <w:pPr>
+        <w:pStyle w:val="13"/>
+        <w:keepNext w:val="0"/>
+        <w:keepLines w:val="0"/>
+        <w:pageBreakBefore w:val="0"/>
+        <w:widowControl/>
+        <w:kinsoku/>
+        <w:wordWrap/>
+        <w:overflowPunct/>
+        <w:topLinePunct w:val="0"/>
+        <w:autoSpaceDE/>
+        <w:autoSpaceDN/>
+        <w:bidi w:val="0"/>
+        <w:adjustRightInd w:val="0"/>
+        <w:snapToGrid w:val="0"/>
+        <w:spacing w:before="0" w:beforeLines="0"/>
+        <w:textAlignment w:val="auto"/>
+        <w:rPr>
+          <w:rFonts w:hint="eastAsia" w:cs="Times New Roman"/>
+          <w:color w:val="auto"/>
+          <w:kern w:val="0"/>
+          <w:sz w:val="22"/>
+          <w:szCs w:val="22"/>
+          <w:u w:val="single"/>
+          <w:shd w:val="clear" w:color="auto" w:fill="FFFFFF"/>
+          <w:lang w:val="en-US" w:eastAsia="zh-CN" w:bidi="ar-SA"/>
+        </w:rPr>
+      </w:pPr>
+      <w:r>
+        <w:rPr>
+          <w:rFonts w:hint="eastAsia"/>
+          <w:color w:val="auto"/>
+          <w:u w:val="single"/>
+          <w:lang w:val="en-US" w:eastAsia="zh-CN"/>
+        </w:rPr>
+        <w:t>项目经历：</w:t>
+      </w:r>
+    </w:p>
+    <w:p>
+      <w:pPr>
+        <w:pStyle w:val="13"/>
+        <w:keepNext w:val="0"/>
+        <w:keepLines w:val="0"/>
+        <w:pageBreakBefore w:val="0"/>
+        <w:widowControl/>
+        <w:kinsoku/>
+        <w:wordWrap/>
+        <w:overflowPunct/>
+        <w:topLinePunct w:val="0"/>
+        <w:autoSpaceDE/>
+        <w:autoSpaceDN/>
+        <w:bidi w:val="0"/>
+        <w:adjustRightInd w:val="0"/>
+        <w:snapToGrid w:val="0"/>
+        <w:spacing w:before="0" w:beforeLines="0"/>
+        <w:textAlignment w:val="auto"/>
+        <w:rPr>
           <w:rFonts w:hint="eastAsia" w:eastAsia="思源黑体 CN Medium"/>
-          <w:lang w:val="en-US" w:eastAsia="zh-CN"/>
+          <w:color w:val="FFFFFF" w:themeColor="background1"/>
+          <w:lang w:val="en-US" w:eastAsia="zh-CN"/>
+          <w14:textFill>
+            <w14:solidFill>
+              <w14:schemeClr w14:val="bg1"/>
+            </w14:solidFill>
+          </w14:textFill>
         </w:rPr>
       </w:pPr>
       <w:r>
@@ -2294,7 +3295,13 @@
       <w:r>
         <w:rPr>
           <w:rFonts w:hint="eastAsia"/>
-          <w:lang w:val="en-US" w:eastAsia="zh-CN"/>
+          <w:color w:val="FFFFFF" w:themeColor="background1"/>
+          <w:lang w:val="en-US" w:eastAsia="zh-CN"/>
+          <w14:textFill>
+            <w14:solidFill>
+              <w14:schemeClr w14:val="bg1"/>
+            </w14:solidFill>
+          </w14:textFill>
         </w:rPr>
         <w:t>研究员</w:t>
       </w:r>
@@ -2380,7 +3387,7 @@
         <w:pStyle w:val="15"/>
         <w:numPr>
           <w:ilvl w:val="0"/>
-          <w:numId w:val="2"/>
+          <w:numId w:val="4"/>
         </w:numPr>
         <w:rPr>
           <w:rFonts w:hint="eastAsia"/>
@@ -2418,7 +3425,7 @@
         <w:pStyle w:val="15"/>
         <w:numPr>
           <w:ilvl w:val="0"/>
-          <w:numId w:val="2"/>
+          <w:numId w:val="4"/>
         </w:numPr>
         <w:rPr>
           <w:rFonts w:hint="eastAsia"/>
@@ -2456,7 +3463,7 @@
         <w:pStyle w:val="15"/>
         <w:numPr>
           <w:ilvl w:val="0"/>
-          <w:numId w:val="2"/>
+          <w:numId w:val="4"/>
         </w:numPr>
         <w:rPr>
           <w:rFonts w:hint="eastAsia"/>
@@ -2531,7 +3538,7 @@
       <w:pPr>
         <w:numPr>
           <w:ilvl w:val="0"/>
-          <w:numId w:val="3"/>
+          <w:numId w:val="2"/>
         </w:numPr>
         <w:rPr>
           <w:rFonts w:hint="default" w:ascii="Times New Roman" w:hAnsi="Times New Roman" w:eastAsia="Cambria" w:cs="Times New Roman"/>
@@ -2718,7 +3725,28 @@
             </w14:solidFill>
           </w14:textFill>
         </w:rPr>
-        <w:t xml:space="preserve"> Liu .etc "Generative Design of XingT, A Human-sized Heavy-duty Bipedal Robot." In 2022 IEEE ROBIO (Best Paper in Biomimetics)</w:t>
+        <w:t xml:space="preserve"> Liu .etc "Generative Design of XingT, A Human-sized Heavy-duty Bipedal Robot." In 2022 IEEE ROBIO </w:t>
+      </w:r>
+      <w:r>
+        <w:rPr>
+          <w:rFonts w:hint="default" w:ascii="Times New Roman" w:hAnsi="Times New Roman" w:eastAsia="Cambria" w:cs="Times New Roman"/>
+          <w:b/>
+          <w:bCs w:val="0"/>
+          <w:color w:val="404040" w:themeColor="text1" w:themeTint="BF"/>
+          <w:kern w:val="0"/>
+          <w:sz w:val="22"/>
+          <w:szCs w:val="24"/>
+          <w:lang w:val="en-US" w:eastAsia="zh-CN" w:bidi="ar"/>
+          <w14:textFill>
+            <w14:solidFill>
+              <w14:schemeClr w14:val="tx1">
+                <w14:lumMod w14:val="75000"/>
+                <w14:lumOff w14:val="25000"/>
+              </w14:schemeClr>
+            </w14:solidFill>
+          </w14:textFill>
+        </w:rPr>
+        <w:t>(Best Paper in Biomimetics)</w:t>
       </w:r>
     </w:p>
     <w:p>
@@ -2726,7 +3754,7 @@
         <w:pStyle w:val="15"/>
         <w:numPr>
           <w:ilvl w:val="0"/>
-          <w:numId w:val="4"/>
+          <w:numId w:val="5"/>
         </w:numPr>
         <w:shd w:val="clear" w:color="auto" w:fill="FFFFFF"/>
         <w:ind w:left="420" w:leftChars="0" w:hanging="420" w:firstLineChars="0"/>
@@ -2766,7 +3794,7 @@
         <w:pStyle w:val="15"/>
         <w:numPr>
           <w:ilvl w:val="0"/>
-          <w:numId w:val="4"/>
+          <w:numId w:val="5"/>
         </w:numPr>
         <w:shd w:val="clear" w:color="auto" w:fill="FFFFFF"/>
         <w:ind w:left="420" w:leftChars="0" w:hanging="420" w:firstLineChars="0"/>
@@ -2806,7 +3834,7 @@
         <w:pStyle w:val="15"/>
         <w:numPr>
           <w:ilvl w:val="0"/>
-          <w:numId w:val="4"/>
+          <w:numId w:val="5"/>
         </w:numPr>
         <w:shd w:val="clear" w:color="auto" w:fill="FFFFFF"/>
         <w:ind w:left="420" w:leftChars="0" w:hanging="420" w:firstLineChars="0"/>
@@ -2840,33 +3868,6 @@
         </w:rPr>
         <w:t>全国大学生机械创新设计大赛（北京）一等奖</w:t>
       </w:r>
-    </w:p>
-    <w:p>
-      <w:pPr>
-        <w:pStyle w:val="15"/>
-        <w:numPr>
-          <w:ilvl w:val="0"/>
-          <w:numId w:val="0"/>
-        </w:numPr>
-        <w:shd w:val="clear" w:color="auto" w:fill="FFFFFF"/>
-        <w:wordWrap w:val="0"/>
-        <w:adjustRightInd w:val="0"/>
-        <w:snapToGrid w:val="0"/>
-        <w:contextualSpacing/>
-        <w:rPr>
-          <w:rFonts w:hint="eastAsia"/>
-          <w:color w:val="404040" w:themeColor="text1" w:themeTint="BF"/>
-          <w:lang w:val="en-US" w:eastAsia="zh-CN"/>
-          <w14:textFill>
-            <w14:solidFill>
-              <w14:schemeClr w14:val="tx1">
-                <w14:lumMod w14:val="75000"/>
-                <w14:lumOff w14:val="25000"/>
-              </w14:schemeClr>
-            </w14:solidFill>
-          </w14:textFill>
-        </w:rPr>
-      </w:pPr>
     </w:p>
     <w:p>
       <w:pPr>
@@ -3097,7 +4098,7 @@
       </w:r>
       <w:r>
         <w:rPr>
-          <w:rFonts w:hint="eastAsia" w:ascii="Arial" w:hAnsi="Arial" w:cs="Arial"/>
+          <w:rFonts w:hint="eastAsia"/>
           <w:lang w:val="en-US" w:eastAsia="zh-CN"/>
         </w:rPr>
         <w:t>研究员</w:t>
@@ -3257,7 +4258,7 @@
         <w:pStyle w:val="15"/>
         <w:numPr>
           <w:ilvl w:val="0"/>
-          <w:numId w:val="5"/>
+          <w:numId w:val="6"/>
         </w:numPr>
         <w:shd w:val="clear" w:color="auto" w:fill="FFFFFF"/>
         <w:rPr>
@@ -3288,7 +4289,7 @@
             </w14:solidFill>
           </w14:textFill>
         </w:rPr>
-        <w:t>开发包含全局和局部路径规划的多无人机导航仿真系统。</w:t>
+        <w:t>开发包含全局和局部路径规划的多无人机导航系统。</w:t>
       </w:r>
     </w:p>
     <w:p>
@@ -3296,7 +4297,7 @@
         <w:pStyle w:val="15"/>
         <w:numPr>
           <w:ilvl w:val="0"/>
-          <w:numId w:val="5"/>
+          <w:numId w:val="6"/>
         </w:numPr>
         <w:shd w:val="clear" w:color="auto" w:fill="FFFFFF"/>
         <w:rPr>
@@ -3391,7 +4392,7 @@
             </w14:solidFill>
           </w14:textFill>
         </w:rPr>
-        <w:t>算法，并根据多无人机全局规划需求进行算法优化。</w:t>
+        <w:t>算法，并进行算法优化及性能对比。</w:t>
       </w:r>
     </w:p>
     <w:p>
@@ -3399,7 +4400,7 @@
         <w:pStyle w:val="15"/>
         <w:numPr>
           <w:ilvl w:val="0"/>
-          <w:numId w:val="5"/>
+          <w:numId w:val="6"/>
         </w:numPr>
         <w:shd w:val="clear" w:color="auto" w:fill="FFFFFF"/>
         <w:rPr>
@@ -3470,7 +4471,7 @@
         <w:pStyle w:val="15"/>
         <w:numPr>
           <w:ilvl w:val="0"/>
-          <w:numId w:val="5"/>
+          <w:numId w:val="6"/>
         </w:numPr>
         <w:shd w:val="clear" w:color="auto" w:fill="FFFFFF"/>
         <w:rPr>
@@ -3599,7 +4600,7 @@
         <w:widowControl/>
         <w:numPr>
           <w:ilvl w:val="0"/>
-          <w:numId w:val="6"/>
+          <w:numId w:val="7"/>
         </w:numPr>
         <w:shd w:val="clear" w:color="auto" w:fill="FFFFFF"/>
         <w:kinsoku/>
@@ -3715,319 +4716,6 @@
           </w14:textFill>
         </w:rPr>
         <w:fldChar w:fldCharType="end"/>
-      </w:r>
-    </w:p>
-    <w:p>
-      <w:pPr>
-        <w:pStyle w:val="15"/>
-        <w:keepNext w:val="0"/>
-        <w:keepLines w:val="0"/>
-        <w:pageBreakBefore w:val="0"/>
-        <w:widowControl/>
-        <w:numPr>
-          <w:ilvl w:val="0"/>
-          <w:numId w:val="6"/>
-        </w:numPr>
-        <w:shd w:val="clear" w:color="auto" w:fill="FFFFFF"/>
-        <w:kinsoku/>
-        <w:wordWrap w:val="0"/>
-        <w:overflowPunct/>
-        <w:topLinePunct w:val="0"/>
-        <w:autoSpaceDE/>
-        <w:autoSpaceDN/>
-        <w:bidi w:val="0"/>
-        <w:adjustRightInd w:val="0"/>
-        <w:snapToGrid w:val="0"/>
-        <w:spacing w:after="157" w:afterLines="50"/>
-        <w:ind w:left="420" w:leftChars="0" w:hanging="420" w:firstLineChars="0"/>
-        <w:textAlignment w:val="auto"/>
-        <w:rPr>
-          <w:rFonts w:hint="default" w:ascii="Arial" w:hAnsi="Arial" w:cs="Arial"/>
-          <w:color w:val="404040" w:themeColor="text1" w:themeTint="BF"/>
-          <w:lang w:val="en-US" w:eastAsia="zh-CN"/>
-          <w14:textFill>
-            <w14:solidFill>
-              <w14:schemeClr w14:val="tx1">
-                <w14:lumMod w14:val="75000"/>
-                <w14:lumOff w14:val="25000"/>
-              </w14:schemeClr>
-            </w14:solidFill>
-          </w14:textFill>
-        </w:rPr>
-      </w:pPr>
-      <w:r>
-        <w:rPr>
-          <w:rFonts w:hint="eastAsia" w:ascii="Arial" w:hAnsi="Arial" w:cs="Arial"/>
-          <w:color w:val="404040" w:themeColor="text1" w:themeTint="BF"/>
-          <w:lang w:val="en-US" w:eastAsia="zh-CN"/>
-          <w14:textFill>
-            <w14:solidFill>
-              <w14:schemeClr w14:val="tx1">
-                <w14:lumMod w14:val="75000"/>
-                <w14:lumOff w14:val="25000"/>
-              </w14:schemeClr>
-            </w14:solidFill>
-          </w14:textFill>
-        </w:rPr>
-        <w:t>项目评分：9.4/10</w:t>
-      </w:r>
-    </w:p>
-    <w:p>
-      <w:pPr>
-        <w:pStyle w:val="13"/>
-        <w:keepNext w:val="0"/>
-        <w:keepLines w:val="0"/>
-        <w:pageBreakBefore w:val="0"/>
-        <w:widowControl/>
-        <w:kinsoku/>
-        <w:wordWrap/>
-        <w:overflowPunct/>
-        <w:topLinePunct w:val="0"/>
-        <w:autoSpaceDE/>
-        <w:autoSpaceDN/>
-        <w:bidi w:val="0"/>
-        <w:adjustRightInd w:val="0"/>
-        <w:snapToGrid w:val="0"/>
-        <w:spacing w:before="0" w:beforeLines="0"/>
-        <w:textAlignment w:val="auto"/>
-        <w:rPr>
-          <w:rFonts w:hint="default"/>
-          <w:color w:val="404040" w:themeColor="text1" w:themeTint="BF"/>
-          <w:lang w:val="en-US" w:eastAsia="zh-CN"/>
-          <w14:textFill>
-            <w14:solidFill>
-              <w14:schemeClr w14:val="tx1">
-                <w14:lumMod w14:val="75000"/>
-                <w14:lumOff w14:val="25000"/>
-              </w14:schemeClr>
-            </w14:solidFill>
-          </w14:textFill>
-        </w:rPr>
-      </w:pPr>
-      <w:r>
-        <w:rPr>
-          <w:rFonts w:hint="eastAsia"/>
-          <w:color w:val="auto"/>
-          <w:u w:val="single"/>
-          <w:lang w:val="en-US" w:eastAsia="zh-CN"/>
-        </w:rPr>
-        <w:t>当前工作：</w:t>
-      </w:r>
-    </w:p>
-    <w:p>
-      <w:pPr>
-        <w:pStyle w:val="13"/>
-        <w:keepNext w:val="0"/>
-        <w:keepLines w:val="0"/>
-        <w:pageBreakBefore w:val="0"/>
-        <w:widowControl/>
-        <w:kinsoku/>
-        <w:wordWrap/>
-        <w:overflowPunct/>
-        <w:topLinePunct w:val="0"/>
-        <w:autoSpaceDE/>
-        <w:autoSpaceDN/>
-        <w:bidi w:val="0"/>
-        <w:adjustRightInd w:val="0"/>
-        <w:snapToGrid w:val="0"/>
-        <w:spacing w:before="0" w:beforeLines="0"/>
-        <w:textAlignment w:val="auto"/>
-        <w:rPr>
-          <w:rFonts w:hint="eastAsia" w:eastAsia="思源黑体 CN Medium"/>
-          <w:lang w:eastAsia="zh-CN"/>
-        </w:rPr>
-      </w:pPr>
-      <w:r>
-        <w:rPr>
-          <w:rFonts w:hint="eastAsia"/>
-        </w:rPr>
-        <w:t>20</w:t>
-      </w:r>
-      <w:r>
-        <w:rPr>
-          <w:rFonts w:hint="eastAsia"/>
-          <w:lang w:val="en-US" w:eastAsia="zh-CN"/>
-        </w:rPr>
-        <w:t>24</w:t>
-      </w:r>
-      <w:r>
-        <w:rPr>
-          <w:rFonts w:hint="eastAsia"/>
-        </w:rPr>
-        <w:t>.0</w:t>
-      </w:r>
-      <w:r>
-        <w:rPr>
-          <w:rFonts w:hint="eastAsia"/>
-          <w:lang w:val="en-US" w:eastAsia="zh-CN"/>
-        </w:rPr>
-        <w:t>8</w:t>
-      </w:r>
-      <w:r>
-        <w:rPr>
-          <w:rFonts w:hint="eastAsia"/>
-        </w:rPr>
-        <w:t>-</w:t>
-      </w:r>
-      <w:r>
-        <w:rPr>
-          <w:rFonts w:hint="eastAsia"/>
-          <w:lang w:val="en-US" w:eastAsia="zh-CN"/>
-        </w:rPr>
-        <w:t>今</w:t>
-      </w:r>
-      <w:r>
-        <w:rPr>
-          <w:rFonts w:hint="eastAsia"/>
-        </w:rPr>
-        <w:tab/>
-      </w:r>
-      <w:r>
-        <w:rPr>
-          <w:rFonts w:hint="eastAsia" w:ascii="Arial" w:hAnsi="Arial" w:cs="Arial"/>
-          <w:lang w:val="en-US" w:eastAsia="zh-CN"/>
-        </w:rPr>
-        <w:t>Terrain-aware Safe Locomotion for Quadrupedal Robots</w:t>
-      </w:r>
-      <w:r>
-        <w:rPr>
-          <w:rFonts w:hint="eastAsia"/>
-        </w:rPr>
-        <w:tab/>
-      </w:r>
-      <w:r>
-        <w:rPr>
-          <w:rFonts w:hint="eastAsia"/>
-          <w:lang w:val="en-US" w:eastAsia="zh-CN"/>
-        </w:rPr>
-        <w:t>研究员</w:t>
-      </w:r>
-    </w:p>
-    <w:p>
-      <w:pPr>
-        <w:pStyle w:val="14"/>
-        <w:rPr>
-          <w:rFonts w:hint="default" w:ascii="Arial" w:hAnsi="Arial" w:cs="Arial"/>
-          <w:b/>
-          <w:bCs/>
-          <w:color w:val="404040" w:themeColor="text1" w:themeTint="BF"/>
-          <w:lang w:val="en-US" w:eastAsia="zh-CN"/>
-          <w14:textFill>
-            <w14:solidFill>
-              <w14:schemeClr w14:val="tx1">
-                <w14:lumMod w14:val="75000"/>
-                <w14:lumOff w14:val="25000"/>
-              </w14:schemeClr>
-            </w14:solidFill>
-          </w14:textFill>
-        </w:rPr>
-      </w:pPr>
-      <w:r>
-        <w:rPr>
-          <w:rFonts w:hint="eastAsia"/>
-          <w:b/>
-          <w:bCs/>
-          <w:color w:val="404040" w:themeColor="text1" w:themeTint="BF"/>
-          <w:lang w:val="en-US" w:eastAsia="zh-CN"/>
-          <w14:textFill>
-            <w14:solidFill>
-              <w14:schemeClr w14:val="tx1">
-                <w14:lumMod w14:val="75000"/>
-                <w14:lumOff w14:val="25000"/>
-              </w14:schemeClr>
-            </w14:solidFill>
-          </w14:textFill>
-        </w:rPr>
-        <w:t>指导教师：</w:t>
-      </w:r>
-      <w:r>
-        <w:rPr>
-          <w:rFonts w:hint="eastAsia" w:ascii="Arial" w:hAnsi="Arial" w:cs="Arial"/>
-          <w:b/>
-          <w:bCs/>
-          <w:color w:val="404040" w:themeColor="text1" w:themeTint="BF"/>
-          <w:lang w:val="en-US" w:eastAsia="zh-CN"/>
-          <w14:textFill>
-            <w14:solidFill>
-              <w14:schemeClr w14:val="tx1">
-                <w14:lumMod w14:val="75000"/>
-                <w14:lumOff w14:val="25000"/>
-              </w14:schemeClr>
-            </w14:solidFill>
-          </w14:textFill>
-        </w:rPr>
-        <w:t>Prof.</w:t>
-      </w:r>
-      <w:r>
-        <w:rPr>
-          <w:rFonts w:hint="default" w:ascii="Arial" w:hAnsi="Arial" w:cs="Arial"/>
-          <w:b/>
-          <w:bCs/>
-          <w:color w:val="404040" w:themeColor="text1" w:themeTint="BF"/>
-          <w:lang w:val="en-US" w:eastAsia="zh-CN"/>
-          <w14:textFill>
-            <w14:solidFill>
-              <w14:schemeClr w14:val="tx1">
-                <w14:lumMod w14:val="75000"/>
-                <w14:lumOff w14:val="25000"/>
-              </w14:schemeClr>
-            </w14:solidFill>
-          </w14:textFill>
-        </w:rPr>
-        <w:t xml:space="preserve"> C. Della Santina / Dr. J. Ding</w:t>
-      </w:r>
-    </w:p>
-    <w:p>
-      <w:pPr>
-        <w:pStyle w:val="15"/>
-        <w:keepNext w:val="0"/>
-        <w:keepLines w:val="0"/>
-        <w:pageBreakBefore w:val="0"/>
-        <w:widowControl/>
-        <w:numPr>
-          <w:ilvl w:val="0"/>
-          <w:numId w:val="0"/>
-        </w:numPr>
-        <w:shd w:val="clear" w:color="auto" w:fill="FFFFFF"/>
-        <w:kinsoku/>
-        <w:wordWrap w:val="0"/>
-        <w:overflowPunct/>
-        <w:topLinePunct w:val="0"/>
-        <w:autoSpaceDE/>
-        <w:autoSpaceDN/>
-        <w:bidi w:val="0"/>
-        <w:adjustRightInd w:val="0"/>
-        <w:snapToGrid w:val="0"/>
-        <w:textAlignment w:val="auto"/>
-        <w:rPr>
-          <w:rFonts w:hint="eastAsia"/>
-          <w:color w:val="404040" w:themeColor="text1" w:themeTint="BF"/>
-          <w:lang w:val="en-US" w:eastAsia="zh-CN"/>
-          <w14:textFill>
-            <w14:solidFill>
-              <w14:schemeClr w14:val="tx1">
-                <w14:lumMod w14:val="75000"/>
-                <w14:lumOff w14:val="25000"/>
-              </w14:schemeClr>
-            </w14:solidFill>
-          </w14:textFill>
-        </w:rPr>
-      </w:pPr>
-      <w:r>
-        <w:rPr>
-          <w:rFonts w:hint="eastAsia"/>
-          <w:color w:val="404040" w:themeColor="text1" w:themeTint="BF"/>
-          <w:lang w:val="en-US" w:eastAsia="zh-CN"/>
-          <w14:textFill>
-            <w14:solidFill>
-              <w14:schemeClr w14:val="tx1">
-                <w14:lumMod w14:val="75000"/>
-                <w14:lumOff w14:val="25000"/>
-              </w14:schemeClr>
-            </w14:solidFill>
-          </w14:textFill>
-        </w:rPr>
-        <w:t>主要任务内容：</w:t>
       </w:r>
     </w:p>
     <w:p>
@@ -4051,9 +4739,11 @@
         <w:bidi w:val="0"/>
         <w:adjustRightInd w:val="0"/>
         <w:snapToGrid w:val="0"/>
+        <w:spacing w:after="157" w:afterLines="50"/>
+        <w:ind w:left="420" w:leftChars="0" w:hanging="420" w:firstLineChars="0"/>
         <w:textAlignment w:val="auto"/>
         <w:rPr>
-          <w:rFonts w:hint="eastAsia"/>
+          <w:rFonts w:hint="default" w:ascii="Arial" w:hAnsi="Arial" w:cs="Arial"/>
           <w:color w:val="404040" w:themeColor="text1" w:themeTint="BF"/>
           <w:lang w:val="en-US" w:eastAsia="zh-CN"/>
           <w14:textFill>
@@ -4068,38 +4758,6 @@
       </w:pPr>
       <w:r>
         <w:rPr>
-          <w:rFonts w:hint="eastAsia"/>
-          <w:color w:val="404040" w:themeColor="text1" w:themeTint="BF"/>
-          <w:lang w:val="en-US" w:eastAsia="zh-CN"/>
-          <w14:textFill>
-            <w14:solidFill>
-              <w14:schemeClr w14:val="tx1">
-                <w14:lumMod w14:val="75000"/>
-                <w14:lumOff w14:val="25000"/>
-              </w14:schemeClr>
-            </w14:solidFill>
-          </w14:textFill>
-        </w:rPr>
-        <w:t>基于</w:t>
-      </w:r>
-      <w:r>
-        <w:rPr>
-          <w:rFonts w:hint="default" w:ascii="Arial" w:hAnsi="Arial" w:cs="Arial"/>
-          <w:color w:val="404040" w:themeColor="text1" w:themeTint="BF"/>
-          <w:lang w:val="en-US" w:eastAsia="zh-CN"/>
-          <w14:textFill>
-            <w14:solidFill>
-              <w14:schemeClr w14:val="tx1">
-                <w14:lumMod w14:val="75000"/>
-                <w14:lumOff w14:val="25000"/>
-              </w14:schemeClr>
-            </w14:solidFill>
-          </w14:textFill>
-        </w:rPr>
-        <w:t>Unitree Go1</w:t>
-      </w:r>
-      <w:r>
-        <w:rPr>
           <w:rFonts w:hint="eastAsia" w:ascii="Arial" w:hAnsi="Arial" w:cs="Arial"/>
           <w:color w:val="404040" w:themeColor="text1" w:themeTint="BF"/>
           <w:lang w:val="en-US" w:eastAsia="zh-CN"/>
@@ -4112,23 +4770,79 @@
             </w14:solidFill>
           </w14:textFill>
         </w:rPr>
-        <w:t>四足机器人</w:t>
-      </w:r>
-      <w:r>
-        <w:rPr>
-          <w:rFonts w:hint="eastAsia"/>
-          <w:color w:val="404040" w:themeColor="text1" w:themeTint="BF"/>
-          <w:lang w:val="en-US" w:eastAsia="zh-CN"/>
-          <w14:textFill>
-            <w14:solidFill>
-              <w14:schemeClr w14:val="tx1">
-                <w14:lumMod w14:val="75000"/>
-                <w14:lumOff w14:val="25000"/>
-              </w14:schemeClr>
-            </w14:solidFill>
-          </w14:textFill>
-        </w:rPr>
-        <w:t>开发崎岖地形下基于本体感知的复合运动MPC控制。</w:t>
+        <w:t>项目视频：</w:t>
+      </w:r>
+      <w:r>
+        <w:rPr>
+          <w:rFonts w:hint="eastAsia" w:ascii="Arial" w:hAnsi="Arial" w:cs="Arial"/>
+          <w:color w:val="404040" w:themeColor="text1" w:themeTint="BF"/>
+          <w:lang w:val="en-US" w:eastAsia="zh-CN"/>
+          <w14:textFill>
+            <w14:solidFill>
+              <w14:schemeClr w14:val="tx1">
+                <w14:lumMod w14:val="75000"/>
+                <w14:lumOff w14:val="25000"/>
+              </w14:schemeClr>
+            </w14:solidFill>
+          </w14:textFill>
+        </w:rPr>
+        <w:fldChar w:fldCharType="begin"/>
+      </w:r>
+      <w:r>
+        <w:rPr>
+          <w:rFonts w:hint="eastAsia" w:ascii="Arial" w:hAnsi="Arial" w:cs="Arial"/>
+          <w:color w:val="404040" w:themeColor="text1" w:themeTint="BF"/>
+          <w:lang w:val="en-US" w:eastAsia="zh-CN"/>
+          <w14:textFill>
+            <w14:solidFill>
+              <w14:schemeClr w14:val="tx1">
+                <w14:lumMod w14:val="75000"/>
+                <w14:lumOff w14:val="25000"/>
+              </w14:schemeClr>
+            </w14:solidFill>
+          </w14:textFill>
+        </w:rPr>
+        <w:instrText xml:space="preserve"> HYPERLINK "https://www.youtube.com/watch?v=RkOqEFh1KFM" </w:instrText>
+      </w:r>
+      <w:r>
+        <w:rPr>
+          <w:rFonts w:hint="eastAsia" w:ascii="Arial" w:hAnsi="Arial" w:cs="Arial"/>
+          <w:color w:val="404040" w:themeColor="text1" w:themeTint="BF"/>
+          <w:lang w:val="en-US" w:eastAsia="zh-CN"/>
+          <w14:textFill>
+            <w14:solidFill>
+              <w14:schemeClr w14:val="tx1">
+                <w14:lumMod w14:val="75000"/>
+                <w14:lumOff w14:val="25000"/>
+              </w14:schemeClr>
+            </w14:solidFill>
+          </w14:textFill>
+        </w:rPr>
+        <w:fldChar w:fldCharType="separate"/>
+      </w:r>
+      <w:r>
+        <w:rPr>
+          <w:rStyle w:val="9"/>
+          <w:rFonts w:hint="eastAsia" w:ascii="Arial" w:hAnsi="Arial" w:cs="Arial"/>
+          <w:lang w:val="en-US" w:eastAsia="zh-CN"/>
+        </w:rPr>
+        <w:t>https://www.youtube.com/watch?v=RkOqEFh1KFM</w:t>
+      </w:r>
+      <w:r>
+        <w:rPr>
+          <w:rFonts w:hint="eastAsia" w:ascii="Arial" w:hAnsi="Arial" w:cs="Arial"/>
+          <w:color w:val="404040" w:themeColor="text1" w:themeTint="BF"/>
+          <w:lang w:val="en-US" w:eastAsia="zh-CN"/>
+          <w14:textFill>
+            <w14:solidFill>
+              <w14:schemeClr w14:val="tx1">
+                <w14:lumMod w14:val="75000"/>
+                <w14:lumOff w14:val="25000"/>
+              </w14:schemeClr>
+            </w14:solidFill>
+          </w14:textFill>
+        </w:rPr>
+        <w:fldChar w:fldCharType="end"/>
       </w:r>
     </w:p>
     <w:p>
@@ -4152,9 +4866,11 @@
         <w:bidi w:val="0"/>
         <w:adjustRightInd w:val="0"/>
         <w:snapToGrid w:val="0"/>
+        <w:spacing w:after="157" w:afterLines="50"/>
+        <w:ind w:left="420" w:leftChars="0" w:hanging="420" w:firstLineChars="0"/>
         <w:textAlignment w:val="auto"/>
         <w:rPr>
-          <w:rFonts w:hint="eastAsia"/>
+          <w:rFonts w:hint="default" w:ascii="Arial" w:hAnsi="Arial" w:cs="Arial"/>
           <w:color w:val="404040" w:themeColor="text1" w:themeTint="BF"/>
           <w:lang w:val="en-US" w:eastAsia="zh-CN"/>
           <w14:textFill>
@@ -4169,642 +4885,19 @@
       </w:pPr>
       <w:r>
         <w:rPr>
-          <w:rFonts w:hint="eastAsia"/>
-          <w:color w:val="404040" w:themeColor="text1" w:themeTint="BF"/>
-          <w:lang w:val="en-US" w:eastAsia="zh-CN"/>
-          <w14:textFill>
-            <w14:solidFill>
-              <w14:schemeClr w14:val="tx1">
-                <w14:lumMod w14:val="75000"/>
-                <w14:lumOff w14:val="25000"/>
-              </w14:schemeClr>
-            </w14:solidFill>
-          </w14:textFill>
-        </w:rPr>
-        <w:t>基于CBF和SRL方法进行四足机器人运动控制的安全保障研究。</w:t>
-      </w:r>
-    </w:p>
-    <w:p>
-      <w:pPr>
-        <w:pStyle w:val="15"/>
-        <w:keepNext w:val="0"/>
-        <w:keepLines w:val="0"/>
-        <w:pageBreakBefore w:val="0"/>
-        <w:widowControl/>
-        <w:numPr>
-          <w:ilvl w:val="0"/>
-          <w:numId w:val="0"/>
-        </w:numPr>
-        <w:shd w:val="clear" w:color="auto" w:fill="FFFFFF"/>
-        <w:kinsoku/>
-        <w:wordWrap w:val="0"/>
-        <w:overflowPunct/>
-        <w:topLinePunct w:val="0"/>
-        <w:autoSpaceDE/>
-        <w:autoSpaceDN/>
-        <w:bidi w:val="0"/>
-        <w:adjustRightInd w:val="0"/>
-        <w:snapToGrid w:val="0"/>
-        <w:textAlignment w:val="auto"/>
-        <w:rPr>
-          <w:rFonts w:hint="eastAsia"/>
-          <w:color w:val="404040" w:themeColor="text1" w:themeTint="BF"/>
-          <w:lang w:val="en-US" w:eastAsia="zh-CN"/>
-          <w14:textFill>
-            <w14:solidFill>
-              <w14:schemeClr w14:val="tx1">
-                <w14:lumMod w14:val="75000"/>
-                <w14:lumOff w14:val="25000"/>
-              </w14:schemeClr>
-            </w14:solidFill>
-          </w14:textFill>
-        </w:rPr>
-      </w:pPr>
-      <w:r>
-        <w:rPr>
-          <w:rFonts w:hint="eastAsia"/>
-          <w:color w:val="404040" w:themeColor="text1" w:themeTint="BF"/>
-          <w:lang w:val="en-US" w:eastAsia="zh-CN"/>
-          <w14:textFill>
-            <w14:solidFill>
-              <w14:schemeClr w14:val="tx1">
-                <w14:lumMod w14:val="75000"/>
-                <w14:lumOff w14:val="25000"/>
-              </w14:schemeClr>
-            </w14:solidFill>
-          </w14:textFill>
-        </w:rPr>
-        <w:t>在投文章：</w:t>
-      </w:r>
-    </w:p>
-    <w:p>
-      <w:pPr>
-        <w:numPr>
-          <w:ilvl w:val="0"/>
-          <w:numId w:val="3"/>
-        </w:numPr>
-        <w:rPr>
-          <w:rFonts w:hint="default"/>
-          <w:color w:val="404040" w:themeColor="text1" w:themeTint="BF"/>
-          <w:lang w:val="en-US" w:eastAsia="zh-CN"/>
-          <w14:textFill>
-            <w14:solidFill>
-              <w14:schemeClr w14:val="tx1">
-                <w14:lumMod w14:val="75000"/>
-                <w14:lumOff w14:val="25000"/>
-              </w14:schemeClr>
-            </w14:solidFill>
-          </w14:textFill>
-        </w:rPr>
-      </w:pPr>
-      <w:r>
-        <w:rPr>
-          <w:rFonts w:ascii="Times New Roman" w:hAnsi="Times New Roman" w:eastAsia="Cambria" w:cs="Times New Roman"/>
-          <w:b/>
-          <w:bCs w:val="0"/>
-          <w:color w:val="404040" w:themeColor="text1" w:themeTint="BF"/>
-          <w:kern w:val="0"/>
-          <w:sz w:val="22"/>
-          <w:szCs w:val="24"/>
-          <w:lang w:val="en-US" w:eastAsia="zh-CN" w:bidi="ar"/>
-          <w14:textFill>
-            <w14:solidFill>
-              <w14:schemeClr w14:val="tx1">
-                <w14:lumMod w14:val="75000"/>
-                <w14:lumOff w14:val="25000"/>
-              </w14:schemeClr>
-            </w14:solidFill>
-          </w14:textFill>
-        </w:rPr>
-        <w:t>Peiyu Yang</w:t>
-      </w:r>
-      <w:r>
-        <w:rPr>
-          <w:rFonts w:ascii="Times New Roman" w:hAnsi="Times New Roman" w:eastAsia="Cambria" w:cs="Times New Roman"/>
-          <w:bCs/>
-          <w:color w:val="404040" w:themeColor="text1" w:themeTint="BF"/>
-          <w:kern w:val="0"/>
-          <w:sz w:val="22"/>
-          <w:szCs w:val="24"/>
-          <w:lang w:val="en-US" w:eastAsia="zh-CN" w:bidi="ar"/>
-          <w14:textFill>
-            <w14:solidFill>
-              <w14:schemeClr w14:val="tx1">
-                <w14:lumMod w14:val="75000"/>
-                <w14:lumOff w14:val="25000"/>
-              </w14:schemeClr>
-            </w14:solidFill>
-          </w14:textFill>
-        </w:rPr>
-        <w:t>, Jiatao Ding, Wei Pan, and Cosimo Della Santina</w:t>
-      </w:r>
-      <w:r>
-        <w:rPr>
-          <w:rFonts w:hint="eastAsia" w:ascii="Times New Roman" w:hAnsi="Times New Roman" w:eastAsia="Cambria" w:cs="Times New Roman"/>
-          <w:bCs/>
-          <w:color w:val="404040" w:themeColor="text1" w:themeTint="BF"/>
-          <w:kern w:val="0"/>
-          <w:sz w:val="22"/>
-          <w:szCs w:val="24"/>
-          <w:lang w:val="en-US" w:eastAsia="zh-CN" w:bidi="ar"/>
-          <w14:textFill>
-            <w14:solidFill>
-              <w14:schemeClr w14:val="tx1">
-                <w14:lumMod w14:val="75000"/>
-                <w14:lumOff w14:val="25000"/>
-              </w14:schemeClr>
-            </w14:solidFill>
-          </w14:textFill>
-        </w:rPr>
-        <w:t xml:space="preserve">, </w:t>
-      </w:r>
-      <w:r>
-        <w:rPr>
-          <w:rFonts w:ascii="Times New Roman" w:hAnsi="Times New Roman" w:eastAsia="Cambria" w:cs="Times New Roman"/>
-          <w:bCs/>
-          <w:color w:val="404040" w:themeColor="text1" w:themeTint="BF"/>
-          <w:kern w:val="0"/>
-          <w:sz w:val="22"/>
-          <w:szCs w:val="24"/>
-          <w:lang w:val="en-US" w:eastAsia="zh-CN" w:bidi="ar"/>
-          <w14:textFill>
-            <w14:solidFill>
-              <w14:schemeClr w14:val="tx1">
-                <w14:lumMod w14:val="75000"/>
-                <w14:lumOff w14:val="25000"/>
-              </w14:schemeClr>
-            </w14:solidFill>
-          </w14:textFill>
-        </w:rPr>
-        <w:t>"Towards Terrain-Aware Safe Locomotion for Quadrupedal Robots Using Proprioceptive Sensing"</w:t>
-      </w:r>
-      <w:r>
-        <w:rPr>
-          <w:rFonts w:hint="eastAsia" w:ascii="Times New Roman" w:hAnsi="Times New Roman" w:eastAsia="Cambria" w:cs="Times New Roman"/>
-          <w:bCs/>
-          <w:color w:val="404040" w:themeColor="text1" w:themeTint="BF"/>
-          <w:kern w:val="0"/>
-          <w:sz w:val="22"/>
-          <w:szCs w:val="24"/>
-          <w:lang w:val="en-US" w:eastAsia="zh-CN" w:bidi="ar"/>
-          <w14:textFill>
-            <w14:solidFill>
-              <w14:schemeClr w14:val="tx1">
-                <w14:lumMod w14:val="75000"/>
-                <w14:lumOff w14:val="25000"/>
-              </w14:schemeClr>
-            </w14:solidFill>
-          </w14:textFill>
-        </w:rPr>
-        <w:t>, s</w:t>
-      </w:r>
-      <w:r>
-        <w:rPr>
-          <w:rFonts w:ascii="Times New Roman" w:hAnsi="Times New Roman" w:eastAsia="Cambria" w:cs="Times New Roman"/>
-          <w:bCs/>
-          <w:color w:val="404040" w:themeColor="text1" w:themeTint="BF"/>
-          <w:kern w:val="0"/>
-          <w:sz w:val="22"/>
-          <w:szCs w:val="24"/>
-          <w:lang w:val="en-US" w:eastAsia="zh-CN" w:bidi="ar"/>
-          <w14:textFill>
-            <w14:solidFill>
-              <w14:schemeClr w14:val="tx1">
-                <w14:lumMod w14:val="75000"/>
-                <w14:lumOff w14:val="25000"/>
-              </w14:schemeClr>
-            </w14:solidFill>
-          </w14:textFill>
-        </w:rPr>
-        <w:t>ubmitted to</w:t>
-      </w:r>
-      <w:r>
-        <w:rPr>
-          <w:rFonts w:hint="eastAsia" w:ascii="Times New Roman" w:hAnsi="Times New Roman" w:eastAsia="Cambria" w:cs="Times New Roman"/>
-          <w:bCs/>
-          <w:color w:val="404040" w:themeColor="text1" w:themeTint="BF"/>
-          <w:kern w:val="0"/>
-          <w:sz w:val="22"/>
-          <w:szCs w:val="24"/>
-          <w:lang w:val="en-US" w:eastAsia="zh-CN" w:bidi="ar"/>
-          <w14:textFill>
-            <w14:solidFill>
-              <w14:schemeClr w14:val="tx1">
-                <w14:lumMod w14:val="75000"/>
-                <w14:lumOff w14:val="25000"/>
-              </w14:schemeClr>
-            </w14:solidFill>
-          </w14:textFill>
-        </w:rPr>
-        <w:t xml:space="preserve"> IROS 2025</w:t>
-      </w:r>
-    </w:p>
-    <w:p>
-      <w:pPr>
-        <w:numPr>
-          <w:ilvl w:val="0"/>
-          <w:numId w:val="3"/>
-        </w:numPr>
-        <w:rPr>
-          <w:rFonts w:hint="default"/>
-          <w:color w:val="404040" w:themeColor="text1" w:themeTint="BF"/>
-          <w:lang w:val="en-US" w:eastAsia="zh-CN"/>
-          <w14:textFill>
-            <w14:solidFill>
-              <w14:schemeClr w14:val="tx1">
-                <w14:lumMod w14:val="75000"/>
-                <w14:lumOff w14:val="25000"/>
-              </w14:schemeClr>
-            </w14:solidFill>
-          </w14:textFill>
-        </w:rPr>
-      </w:pPr>
-      <w:r>
-        <w:rPr>
-          <w:rFonts w:ascii="Times New Roman" w:hAnsi="Times New Roman" w:eastAsia="Cambria" w:cs="Times New Roman"/>
-          <w:bCs/>
-          <w:color w:val="404040" w:themeColor="text1" w:themeTint="BF"/>
-          <w:kern w:val="0"/>
-          <w:sz w:val="22"/>
-          <w:szCs w:val="24"/>
-          <w:lang w:val="en-US" w:eastAsia="zh-CN" w:bidi="ar"/>
-          <w14:textFill>
-            <w14:solidFill>
-              <w14:schemeClr w14:val="tx1">
-                <w14:lumMod w14:val="75000"/>
-                <w14:lumOff w14:val="25000"/>
-              </w14:schemeClr>
-            </w14:solidFill>
-          </w14:textFill>
-        </w:rPr>
-        <w:t xml:space="preserve">Edoardo Panichi, Jiatao Ding, Vassil Atanassov, </w:t>
-      </w:r>
-      <w:r>
-        <w:rPr>
-          <w:rFonts w:ascii="Times New Roman" w:hAnsi="Times New Roman" w:eastAsia="Cambria" w:cs="Times New Roman"/>
-          <w:b/>
-          <w:bCs w:val="0"/>
-          <w:color w:val="404040" w:themeColor="text1" w:themeTint="BF"/>
-          <w:kern w:val="0"/>
-          <w:sz w:val="22"/>
-          <w:szCs w:val="24"/>
-          <w:lang w:val="en-US" w:eastAsia="zh-CN" w:bidi="ar"/>
-          <w14:textFill>
-            <w14:solidFill>
-              <w14:schemeClr w14:val="tx1">
-                <w14:lumMod w14:val="75000"/>
-                <w14:lumOff w14:val="25000"/>
-              </w14:schemeClr>
-            </w14:solidFill>
-          </w14:textFill>
-        </w:rPr>
-        <w:t>Peiyu Yang</w:t>
-      </w:r>
-      <w:r>
-        <w:rPr>
-          <w:rFonts w:ascii="Times New Roman" w:hAnsi="Times New Roman" w:eastAsia="Cambria" w:cs="Times New Roman"/>
-          <w:bCs/>
-          <w:color w:val="404040" w:themeColor="text1" w:themeTint="BF"/>
-          <w:kern w:val="0"/>
-          <w:sz w:val="22"/>
-          <w:szCs w:val="24"/>
-          <w:lang w:val="en-US" w:eastAsia="zh-CN" w:bidi="ar"/>
-          <w14:textFill>
-            <w14:solidFill>
-              <w14:schemeClr w14:val="tx1">
-                <w14:lumMod w14:val="75000"/>
-                <w14:lumOff w14:val="25000"/>
-              </w14:schemeClr>
-            </w14:solidFill>
-          </w14:textFill>
-        </w:rPr>
-        <w:t>, Jens Kober, Wei Pan and Cosimo Della Santina</w:t>
-      </w:r>
-      <w:r>
-        <w:rPr>
-          <w:rFonts w:hint="eastAsia" w:ascii="Times New Roman" w:hAnsi="Times New Roman" w:eastAsia="Cambria" w:cs="Times New Roman"/>
-          <w:bCs/>
-          <w:color w:val="404040" w:themeColor="text1" w:themeTint="BF"/>
-          <w:kern w:val="0"/>
-          <w:sz w:val="22"/>
-          <w:szCs w:val="24"/>
-          <w:lang w:val="en-US" w:eastAsia="zh-CN" w:bidi="ar"/>
-          <w14:textFill>
-            <w14:solidFill>
-              <w14:schemeClr w14:val="tx1">
-                <w14:lumMod w14:val="75000"/>
-                <w14:lumOff w14:val="25000"/>
-              </w14:schemeClr>
-            </w14:solidFill>
-          </w14:textFill>
-        </w:rPr>
-        <w:t xml:space="preserve">, </w:t>
-      </w:r>
-      <w:r>
-        <w:rPr>
-          <w:rFonts w:ascii="Times New Roman" w:hAnsi="Times New Roman" w:eastAsia="Cambria" w:cs="Times New Roman"/>
-          <w:bCs/>
-          <w:color w:val="404040" w:themeColor="text1" w:themeTint="BF"/>
-          <w:kern w:val="0"/>
-          <w:sz w:val="22"/>
-          <w:szCs w:val="24"/>
-          <w:lang w:val="en-US" w:eastAsia="zh-CN" w:bidi="ar"/>
-          <w14:textFill>
-            <w14:solidFill>
-              <w14:schemeClr w14:val="tx1">
-                <w14:lumMod w14:val="75000"/>
-                <w14:lumOff w14:val="25000"/>
-              </w14:schemeClr>
-            </w14:solidFill>
-          </w14:textFill>
-        </w:rPr>
-        <w:t>"</w:t>
-      </w:r>
-      <w:r>
-        <w:rPr>
-          <w:rFonts w:hint="eastAsia" w:ascii="Times New Roman" w:hAnsi="Times New Roman" w:eastAsia="Cambria" w:cs="Times New Roman"/>
-          <w:bCs/>
-          <w:color w:val="404040" w:themeColor="text1" w:themeTint="BF"/>
-          <w:kern w:val="0"/>
-          <w:sz w:val="22"/>
-          <w:szCs w:val="24"/>
-          <w:lang w:val="en-US" w:eastAsia="zh-CN" w:bidi="ar"/>
-          <w14:textFill>
-            <w14:solidFill>
-              <w14:schemeClr w14:val="tx1">
-                <w14:lumMod w14:val="75000"/>
-                <w14:lumOff w14:val="25000"/>
-              </w14:schemeClr>
-            </w14:solidFill>
-          </w14:textFill>
-        </w:rPr>
-        <w:t>On-the-Fly Jumping with Soft Landing: Leveraging Trajectory Optimization and Behavior Cloning</w:t>
-      </w:r>
-      <w:r>
-        <w:rPr>
-          <w:rFonts w:ascii="Times New Roman" w:hAnsi="Times New Roman" w:eastAsia="Cambria" w:cs="Times New Roman"/>
-          <w:bCs/>
-          <w:color w:val="404040" w:themeColor="text1" w:themeTint="BF"/>
-          <w:kern w:val="0"/>
-          <w:sz w:val="22"/>
-          <w:szCs w:val="24"/>
-          <w:lang w:val="en-US" w:eastAsia="zh-CN" w:bidi="ar"/>
-          <w14:textFill>
-            <w14:solidFill>
-              <w14:schemeClr w14:val="tx1">
-                <w14:lumMod w14:val="75000"/>
-                <w14:lumOff w14:val="25000"/>
-              </w14:schemeClr>
-            </w14:solidFill>
-          </w14:textFill>
-        </w:rPr>
-        <w:t>"</w:t>
-      </w:r>
-      <w:r>
-        <w:rPr>
-          <w:rFonts w:hint="eastAsia" w:ascii="Times New Roman" w:hAnsi="Times New Roman" w:eastAsia="Cambria" w:cs="Times New Roman"/>
-          <w:bCs/>
-          <w:color w:val="404040" w:themeColor="text1" w:themeTint="BF"/>
-          <w:kern w:val="0"/>
-          <w:sz w:val="22"/>
-          <w:szCs w:val="24"/>
-          <w:lang w:val="en-US" w:eastAsia="zh-CN" w:bidi="ar"/>
-          <w14:textFill>
-            <w14:solidFill>
-              <w14:schemeClr w14:val="tx1">
-                <w14:lumMod w14:val="75000"/>
-                <w14:lumOff w14:val="25000"/>
-              </w14:schemeClr>
-            </w14:solidFill>
-          </w14:textFill>
-        </w:rPr>
-        <w:t>, submitted to TMECH</w:t>
-      </w:r>
-    </w:p>
-    <w:p>
-      <w:pPr>
-        <w:pStyle w:val="15"/>
-        <w:keepNext w:val="0"/>
-        <w:keepLines w:val="0"/>
-        <w:pageBreakBefore w:val="0"/>
-        <w:widowControl/>
-        <w:numPr>
-          <w:ilvl w:val="0"/>
-          <w:numId w:val="0"/>
-        </w:numPr>
-        <w:shd w:val="clear" w:color="auto" w:fill="FFFFFF"/>
-        <w:kinsoku/>
-        <w:wordWrap w:val="0"/>
-        <w:overflowPunct/>
-        <w:topLinePunct w:val="0"/>
-        <w:autoSpaceDE/>
-        <w:autoSpaceDN/>
-        <w:bidi w:val="0"/>
-        <w:adjustRightInd w:val="0"/>
-        <w:snapToGrid w:val="0"/>
-        <w:textAlignment w:val="auto"/>
-        <w:rPr>
-          <w:rFonts w:hint="eastAsia"/>
-          <w:color w:val="404040" w:themeColor="text1" w:themeTint="BF"/>
-          <w:lang w:val="en-US" w:eastAsia="zh-CN"/>
-          <w14:textFill>
-            <w14:solidFill>
-              <w14:schemeClr w14:val="tx1">
-                <w14:lumMod w14:val="75000"/>
-                <w14:lumOff w14:val="25000"/>
-              </w14:schemeClr>
-            </w14:solidFill>
-          </w14:textFill>
-        </w:rPr>
-      </w:pPr>
-      <w:r>
-        <w:rPr>
-          <w:rFonts w:hint="eastAsia"/>
-          <w:color w:val="404040" w:themeColor="text1" w:themeTint="BF"/>
-          <w:lang w:val="en-US" w:eastAsia="zh-CN"/>
-          <w14:textFill>
-            <w14:solidFill>
-              <w14:schemeClr w14:val="tx1">
-                <w14:lumMod w14:val="75000"/>
-                <w14:lumOff w14:val="25000"/>
-              </w14:schemeClr>
-            </w14:solidFill>
-          </w14:textFill>
-        </w:rPr>
-        <w:t>准备文章：</w:t>
-      </w:r>
-    </w:p>
-    <w:p>
-      <w:pPr>
-        <w:numPr>
-          <w:ilvl w:val="0"/>
-          <w:numId w:val="3"/>
-        </w:numPr>
-        <w:rPr>
-          <w:rFonts w:hint="default" w:ascii="Times New Roman" w:hAnsi="Times New Roman" w:eastAsia="Cambria" w:cs="Times New Roman"/>
-          <w:b w:val="0"/>
-          <w:bCs/>
-          <w:color w:val="404040" w:themeColor="text1" w:themeTint="BF"/>
-          <w:kern w:val="0"/>
-          <w:sz w:val="22"/>
-          <w:szCs w:val="24"/>
-          <w:lang w:val="en-US" w:eastAsia="zh-CN" w:bidi="ar"/>
-          <w14:textFill>
-            <w14:solidFill>
-              <w14:schemeClr w14:val="tx1">
-                <w14:lumMod w14:val="75000"/>
-                <w14:lumOff w14:val="25000"/>
-              </w14:schemeClr>
-            </w14:solidFill>
-          </w14:textFill>
-        </w:rPr>
-      </w:pPr>
-      <w:r>
-        <w:rPr>
-          <w:rFonts w:hint="eastAsia" w:ascii="Times New Roman" w:hAnsi="Times New Roman" w:eastAsia="Cambria" w:cs="Times New Roman"/>
-          <w:b w:val="0"/>
-          <w:bCs/>
-          <w:color w:val="404040" w:themeColor="text1" w:themeTint="BF"/>
-          <w:kern w:val="0"/>
-          <w:sz w:val="22"/>
-          <w:szCs w:val="24"/>
-          <w:lang w:val="en-US" w:eastAsia="zh-CN" w:bidi="ar"/>
-          <w14:textFill>
-            <w14:solidFill>
-              <w14:schemeClr w14:val="tx1">
-                <w14:lumMod w14:val="75000"/>
-                <w14:lumOff w14:val="25000"/>
-              </w14:schemeClr>
-            </w14:solidFill>
-          </w14:textFill>
-        </w:rPr>
-        <w:t xml:space="preserve">Jiatao Ding, </w:t>
-      </w:r>
-      <w:r>
-        <w:rPr>
-          <w:rFonts w:hint="eastAsia" w:ascii="Times New Roman" w:hAnsi="Times New Roman" w:eastAsia="Cambria" w:cs="Times New Roman"/>
-          <w:b/>
-          <w:bCs w:val="0"/>
-          <w:color w:val="404040" w:themeColor="text1" w:themeTint="BF"/>
-          <w:kern w:val="0"/>
-          <w:sz w:val="22"/>
-          <w:szCs w:val="24"/>
-          <w:lang w:val="en-US" w:eastAsia="zh-CN" w:bidi="ar"/>
-          <w14:textFill>
-            <w14:solidFill>
-              <w14:schemeClr w14:val="tx1">
-                <w14:lumMod w14:val="75000"/>
-                <w14:lumOff w14:val="25000"/>
-              </w14:schemeClr>
-            </w14:solidFill>
-          </w14:textFill>
-        </w:rPr>
-        <w:t>Peiyu Yang</w:t>
-      </w:r>
-      <w:r>
-        <w:rPr>
-          <w:rFonts w:hint="eastAsia" w:ascii="Times New Roman" w:hAnsi="Times New Roman" w:eastAsia="Cambria" w:cs="Times New Roman"/>
-          <w:b w:val="0"/>
-          <w:bCs/>
-          <w:color w:val="404040" w:themeColor="text1" w:themeTint="BF"/>
-          <w:kern w:val="0"/>
-          <w:sz w:val="22"/>
-          <w:szCs w:val="24"/>
-          <w:lang w:val="en-US" w:eastAsia="zh-CN" w:bidi="ar"/>
-          <w14:textFill>
-            <w14:solidFill>
-              <w14:schemeClr w14:val="tx1">
-                <w14:lumMod w14:val="75000"/>
-                <w14:lumOff w14:val="25000"/>
-              </w14:schemeClr>
-            </w14:solidFill>
-          </w14:textFill>
-        </w:rPr>
-        <w:t xml:space="preserve">, Fabio Boekel, Jens Kober, Wei Pan, Matteo Saveriano, and Cosimo Della Santina, </w:t>
-      </w:r>
-      <w:r>
-        <w:rPr>
-          <w:rFonts w:ascii="Times New Roman" w:hAnsi="Times New Roman" w:eastAsia="Cambria" w:cs="Times New Roman"/>
-          <w:b w:val="0"/>
-          <w:bCs/>
-          <w:color w:val="404040" w:themeColor="text1" w:themeTint="BF"/>
-          <w:kern w:val="0"/>
-          <w:sz w:val="22"/>
-          <w:szCs w:val="24"/>
-          <w:lang w:val="en-US" w:eastAsia="zh-CN" w:bidi="ar"/>
-          <w14:textFill>
-            <w14:solidFill>
-              <w14:schemeClr w14:val="tx1">
-                <w14:lumMod w14:val="75000"/>
-                <w14:lumOff w14:val="25000"/>
-              </w14:schemeClr>
-            </w14:solidFill>
-          </w14:textFill>
-        </w:rPr>
-        <w:t>"</w:t>
-      </w:r>
-      <w:r>
-        <w:rPr>
-          <w:rFonts w:hint="eastAsia" w:ascii="Times New Roman" w:hAnsi="Times New Roman" w:eastAsia="Cambria" w:cs="Times New Roman"/>
-          <w:b w:val="0"/>
-          <w:bCs/>
-          <w:color w:val="404040" w:themeColor="text1" w:themeTint="BF"/>
-          <w:kern w:val="0"/>
-          <w:sz w:val="22"/>
-          <w:szCs w:val="24"/>
-          <w:lang w:val="en-US" w:eastAsia="zh-CN" w:bidi="ar"/>
-          <w14:textFill>
-            <w14:solidFill>
-              <w14:schemeClr w14:val="tx1">
-                <w14:lumMod w14:val="75000"/>
-                <w14:lumOff w14:val="25000"/>
-              </w14:schemeClr>
-            </w14:solidFill>
-          </w14:textFill>
-        </w:rPr>
-        <w:t>ArtsQuad: Versatile, Robust, and Explosive Motion with Rigid and Articulated Compliant Quadrupeds</w:t>
-      </w:r>
-      <w:r>
-        <w:rPr>
-          <w:rFonts w:ascii="Times New Roman" w:hAnsi="Times New Roman" w:eastAsia="Cambria" w:cs="Times New Roman"/>
-          <w:b w:val="0"/>
-          <w:bCs/>
-          <w:color w:val="404040" w:themeColor="text1" w:themeTint="BF"/>
-          <w:kern w:val="0"/>
-          <w:sz w:val="22"/>
-          <w:szCs w:val="24"/>
-          <w:lang w:val="en-US" w:eastAsia="zh-CN" w:bidi="ar"/>
-          <w14:textFill>
-            <w14:solidFill>
-              <w14:schemeClr w14:val="tx1">
-                <w14:lumMod w14:val="75000"/>
-                <w14:lumOff w14:val="25000"/>
-              </w14:schemeClr>
-            </w14:solidFill>
-          </w14:textFill>
-        </w:rPr>
-        <w:t>"</w:t>
-      </w:r>
-      <w:r>
-        <w:rPr>
-          <w:rFonts w:hint="eastAsia" w:ascii="Times New Roman" w:hAnsi="Times New Roman" w:eastAsia="Cambria" w:cs="Times New Roman"/>
-          <w:b w:val="0"/>
-          <w:bCs/>
-          <w:color w:val="404040" w:themeColor="text1" w:themeTint="BF"/>
-          <w:kern w:val="0"/>
-          <w:sz w:val="22"/>
-          <w:szCs w:val="24"/>
-          <w:lang w:val="en-US" w:eastAsia="zh-CN" w:bidi="ar"/>
-          <w14:textFill>
-            <w14:solidFill>
-              <w14:schemeClr w14:val="tx1">
-                <w14:lumMod w14:val="75000"/>
-                <w14:lumOff w14:val="25000"/>
-              </w14:schemeClr>
-            </w14:solidFill>
-          </w14:textFill>
-        </w:rPr>
-        <w:t>, target journal: IJRR</w:t>
+          <w:rFonts w:hint="eastAsia" w:ascii="Arial" w:hAnsi="Arial" w:cs="Arial"/>
+          <w:color w:val="404040" w:themeColor="text1" w:themeTint="BF"/>
+          <w:lang w:val="en-US" w:eastAsia="zh-CN"/>
+          <w14:textFill>
+            <w14:solidFill>
+              <w14:schemeClr w14:val="tx1">
+                <w14:lumMod w14:val="75000"/>
+                <w14:lumOff w14:val="25000"/>
+              </w14:schemeClr>
+            </w14:solidFill>
+          </w14:textFill>
+        </w:rPr>
+        <w:t>项目评分：9.4/10</w:t>
       </w:r>
     </w:p>
     <w:p>
@@ -5259,7 +5352,39 @@
             </w14:solidFill>
           </w14:textFill>
         </w:rPr>
-        <w:t>C++, Python</w:t>
+        <w:t>C++</w:t>
+      </w:r>
+      <w:r>
+        <w:rPr>
+          <w:rFonts w:hint="eastAsia"/>
+          <w:color w:val="404040" w:themeColor="text1" w:themeTint="BF"/>
+          <w:lang w:val="en-US" w:eastAsia="zh-CN"/>
+          <w14:textFill>
+            <w14:solidFill>
+              <w14:schemeClr w14:val="tx1">
+                <w14:lumMod w14:val="75000"/>
+                <w14:lumOff w14:val="25000"/>
+              </w14:schemeClr>
+            </w14:solidFill>
+          </w14:textFill>
+        </w:rPr>
+        <w:t>，</w:t>
+      </w:r>
+      <w:r>
+        <w:rPr>
+          <w:rFonts w:hint="default" w:ascii="Arial" w:hAnsi="Arial" w:cs="Arial"/>
+          <w:color w:val="404040" w:themeColor="text1" w:themeTint="BF"/>
+          <w:lang w:val="en-US" w:eastAsia="zh-CN"/>
+          <w14:textFill>
+            <w14:solidFill>
+              <w14:schemeClr w14:val="tx1">
+                <w14:lumMod w14:val="75000"/>
+                <w14:lumOff w14:val="25000"/>
+              </w14:schemeClr>
+            </w14:solidFill>
+          </w14:textFill>
+        </w:rPr>
+        <w:t>Python</w:t>
       </w:r>
     </w:p>
     <w:p>
@@ -5308,7 +5433,7 @@
             </w14:solidFill>
           </w14:textFill>
         </w:rPr>
-        <w:t>专业软件：</w:t>
+        <w:t>专业技能：</w:t>
       </w:r>
       <w:r>
         <w:rPr>
@@ -5324,7 +5449,55 @@
             </w14:solidFill>
           </w14:textFill>
         </w:rPr>
-        <w:t>Linux, ROS,</w:t>
+        <w:t>Linux</w:t>
+      </w:r>
+      <w:r>
+        <w:rPr>
+          <w:rFonts w:hint="eastAsia"/>
+          <w:color w:val="404040" w:themeColor="text1" w:themeTint="BF"/>
+          <w:lang w:val="en-US" w:eastAsia="zh-CN"/>
+          <w14:textFill>
+            <w14:solidFill>
+              <w14:schemeClr w14:val="tx1">
+                <w14:lumMod w14:val="75000"/>
+                <w14:lumOff w14:val="25000"/>
+              </w14:schemeClr>
+            </w14:solidFill>
+          </w14:textFill>
+        </w:rPr>
+        <w:t>，</w:t>
+      </w:r>
+      <w:r>
+        <w:rPr>
+          <w:rFonts w:hint="default" w:ascii="Arial" w:hAnsi="Arial" w:cs="Arial"/>
+          <w:color w:val="404040" w:themeColor="text1" w:themeTint="BF"/>
+          <w:lang w:val="en-US" w:eastAsia="zh-CN"/>
+          <w14:textFill>
+            <w14:solidFill>
+              <w14:schemeClr w14:val="tx1">
+                <w14:lumMod w14:val="75000"/>
+                <w14:lumOff w14:val="25000"/>
+              </w14:schemeClr>
+            </w14:solidFill>
+          </w14:textFill>
+        </w:rPr>
+        <w:t>ROS</w:t>
+      </w:r>
+      <w:r>
+        <w:rPr>
+          <w:rFonts w:hint="eastAsia"/>
+          <w:color w:val="404040" w:themeColor="text1" w:themeTint="BF"/>
+          <w:lang w:val="en-US" w:eastAsia="zh-CN"/>
+          <w14:textFill>
+            <w14:solidFill>
+              <w14:schemeClr w14:val="tx1">
+                <w14:lumMod w14:val="75000"/>
+                <w14:lumOff w14:val="25000"/>
+              </w14:schemeClr>
+            </w14:solidFill>
+          </w14:textFill>
+        </w:rPr>
+        <w:t>，</w:t>
       </w:r>
       <w:r>
         <w:rPr>
@@ -5340,7 +5513,23 @@
             </w14:solidFill>
           </w14:textFill>
         </w:rPr>
-        <w:t xml:space="preserve"> Gazebo,</w:t>
+        <w:t>Gazebo</w:t>
+      </w:r>
+      <w:r>
+        <w:rPr>
+          <w:rFonts w:hint="eastAsia"/>
+          <w:color w:val="404040" w:themeColor="text1" w:themeTint="BF"/>
+          <w:lang w:val="en-US" w:eastAsia="zh-CN"/>
+          <w14:textFill>
+            <w14:solidFill>
+              <w14:schemeClr w14:val="tx1">
+                <w14:lumMod w14:val="75000"/>
+                <w14:lumOff w14:val="25000"/>
+              </w14:schemeClr>
+            </w14:solidFill>
+          </w14:textFill>
+        </w:rPr>
+        <w:t>，</w:t>
       </w:r>
       <w:r>
         <w:rPr>
@@ -5356,7 +5545,167 @@
             </w14:solidFill>
           </w14:textFill>
         </w:rPr>
-        <w:t xml:space="preserve"> PyBullet, Solidworks, Matlab, ADAMS, Keyshot, LabView</w:t>
+        <w:t>PyBullet</w:t>
+      </w:r>
+      <w:r>
+        <w:rPr>
+          <w:rFonts w:hint="eastAsia"/>
+          <w:color w:val="404040" w:themeColor="text1" w:themeTint="BF"/>
+          <w:lang w:val="en-US" w:eastAsia="zh-CN"/>
+          <w14:textFill>
+            <w14:solidFill>
+              <w14:schemeClr w14:val="tx1">
+                <w14:lumMod w14:val="75000"/>
+                <w14:lumOff w14:val="25000"/>
+              </w14:schemeClr>
+            </w14:solidFill>
+          </w14:textFill>
+        </w:rPr>
+        <w:t>，</w:t>
+      </w:r>
+      <w:r>
+        <w:rPr>
+          <w:rFonts w:hint="default" w:ascii="Arial" w:hAnsi="Arial" w:cs="Arial"/>
+          <w:color w:val="404040" w:themeColor="text1" w:themeTint="BF"/>
+          <w:lang w:val="en-US" w:eastAsia="zh-CN"/>
+          <w14:textFill>
+            <w14:solidFill>
+              <w14:schemeClr w14:val="tx1">
+                <w14:lumMod w14:val="75000"/>
+                <w14:lumOff w14:val="25000"/>
+              </w14:schemeClr>
+            </w14:solidFill>
+          </w14:textFill>
+        </w:rPr>
+        <w:t>Solidworks</w:t>
+      </w:r>
+      <w:r>
+        <w:rPr>
+          <w:rFonts w:hint="eastAsia"/>
+          <w:color w:val="404040" w:themeColor="text1" w:themeTint="BF"/>
+          <w:lang w:val="en-US" w:eastAsia="zh-CN"/>
+          <w14:textFill>
+            <w14:solidFill>
+              <w14:schemeClr w14:val="tx1">
+                <w14:lumMod w14:val="75000"/>
+                <w14:lumOff w14:val="25000"/>
+              </w14:schemeClr>
+            </w14:solidFill>
+          </w14:textFill>
+        </w:rPr>
+        <w:t>，</w:t>
+      </w:r>
+      <w:r>
+        <w:rPr>
+          <w:rFonts w:hint="default" w:ascii="Arial" w:hAnsi="Arial" w:cs="Arial"/>
+          <w:color w:val="404040" w:themeColor="text1" w:themeTint="BF"/>
+          <w:lang w:val="en-US" w:eastAsia="zh-CN"/>
+          <w14:textFill>
+            <w14:solidFill>
+              <w14:schemeClr w14:val="tx1">
+                <w14:lumMod w14:val="75000"/>
+                <w14:lumOff w14:val="25000"/>
+              </w14:schemeClr>
+            </w14:solidFill>
+          </w14:textFill>
+        </w:rPr>
+        <w:t>Matlab</w:t>
+      </w:r>
+      <w:r>
+        <w:rPr>
+          <w:rFonts w:hint="eastAsia"/>
+          <w:color w:val="404040" w:themeColor="text1" w:themeTint="BF"/>
+          <w:lang w:val="en-US" w:eastAsia="zh-CN"/>
+          <w14:textFill>
+            <w14:solidFill>
+              <w14:schemeClr w14:val="tx1">
+                <w14:lumMod w14:val="75000"/>
+                <w14:lumOff w14:val="25000"/>
+              </w14:schemeClr>
+            </w14:solidFill>
+          </w14:textFill>
+        </w:rPr>
+        <w:t>，</w:t>
+      </w:r>
+      <w:r>
+        <w:rPr>
+          <w:rFonts w:hint="default" w:ascii="Arial" w:hAnsi="Arial" w:cs="Arial"/>
+          <w:color w:val="404040" w:themeColor="text1" w:themeTint="BF"/>
+          <w:lang w:val="en-US" w:eastAsia="zh-CN"/>
+          <w14:textFill>
+            <w14:solidFill>
+              <w14:schemeClr w14:val="tx1">
+                <w14:lumMod w14:val="75000"/>
+                <w14:lumOff w14:val="25000"/>
+              </w14:schemeClr>
+            </w14:solidFill>
+          </w14:textFill>
+        </w:rPr>
+        <w:t>ADAMS</w:t>
+      </w:r>
+      <w:r>
+        <w:rPr>
+          <w:rFonts w:hint="eastAsia"/>
+          <w:color w:val="404040" w:themeColor="text1" w:themeTint="BF"/>
+          <w:lang w:val="en-US" w:eastAsia="zh-CN"/>
+          <w14:textFill>
+            <w14:solidFill>
+              <w14:schemeClr w14:val="tx1">
+                <w14:lumMod w14:val="75000"/>
+                <w14:lumOff w14:val="25000"/>
+              </w14:schemeClr>
+            </w14:solidFill>
+          </w14:textFill>
+        </w:rPr>
+        <w:t>，</w:t>
+      </w:r>
+      <w:r>
+        <w:rPr>
+          <w:rFonts w:hint="default" w:ascii="Arial" w:hAnsi="Arial" w:cs="Arial"/>
+          <w:color w:val="404040" w:themeColor="text1" w:themeTint="BF"/>
+          <w:lang w:val="en-US" w:eastAsia="zh-CN"/>
+          <w14:textFill>
+            <w14:solidFill>
+              <w14:schemeClr w14:val="tx1">
+                <w14:lumMod w14:val="75000"/>
+                <w14:lumOff w14:val="25000"/>
+              </w14:schemeClr>
+            </w14:solidFill>
+          </w14:textFill>
+        </w:rPr>
+        <w:t>Keyshot</w:t>
+      </w:r>
+      <w:r>
+        <w:rPr>
+          <w:rFonts w:hint="eastAsia"/>
+          <w:color w:val="404040" w:themeColor="text1" w:themeTint="BF"/>
+          <w:lang w:val="en-US" w:eastAsia="zh-CN"/>
+          <w14:textFill>
+            <w14:solidFill>
+              <w14:schemeClr w14:val="tx1">
+                <w14:lumMod w14:val="75000"/>
+                <w14:lumOff w14:val="25000"/>
+              </w14:schemeClr>
+            </w14:solidFill>
+          </w14:textFill>
+        </w:rPr>
+        <w:t>，</w:t>
+      </w:r>
+      <w:r>
+        <w:rPr>
+          <w:rFonts w:hint="default" w:ascii="Arial" w:hAnsi="Arial" w:cs="Arial"/>
+          <w:color w:val="404040" w:themeColor="text1" w:themeTint="BF"/>
+          <w:lang w:val="en-US" w:eastAsia="zh-CN"/>
+          <w14:textFill>
+            <w14:solidFill>
+              <w14:schemeClr w14:val="tx1">
+                <w14:lumMod w14:val="75000"/>
+                <w14:lumOff w14:val="25000"/>
+              </w14:schemeClr>
+            </w14:solidFill>
+          </w14:textFill>
+        </w:rPr>
+        <w:t>LabView</w:t>
       </w:r>
       <w:r>
         <w:rPr>
@@ -5421,7 +5770,7 @@
             </w14:solidFill>
           </w14:textFill>
         </w:rPr>
-        <w:t>特殊技能：Unitree Go1机器人的测试与修理，压力传感系统的搭建</w:t>
+        <w:t>特殊技能：Unitree Go1机器人的故障检测与修复，压力传感系统搭建，结构与驱动系统设计</w:t>
       </w:r>
     </w:p>
     <w:p>
@@ -5719,7 +6068,7 @@
             </w14:solidFill>
           </w14:textFill>
         </w:rPr>
-        <w:t>专业技能：具有一定的机器人软硬件项目经历，掌握结构、控制和感知等方面的理论知识和实践能力。</w:t>
+        <w:t>技能背景：具有腿足式机器人软硬件项目经历，掌握结构、控制、规划和感知方面的理论和实践能力。</w:t>
       </w:r>
     </w:p>
     <w:p>
@@ -5753,7 +6102,7 @@
             </w14:solidFill>
           </w14:textFill>
         </w:rPr>
-        <w:t>团队合作：擅长团队合作，有数次组织团队进行项目的经历，能够按照指导教师要求协调项目进度。</w:t>
+        <w:t>团队合作：擅长团队合作，有组织并指导团队进行项目的经历，能够按照指导教授要求协调项目进度。</w:t>
       </w:r>
     </w:p>
     <w:p>
@@ -5787,7 +6136,7 @@
             </w14:solidFill>
           </w14:textFill>
         </w:rPr>
-        <w:t>沟通协调：具有良好的沟通能力，能够与同学和合作者建立良好关系，拥有与国际合作者沟通的经验。</w:t>
+        <w:t>沟通协调：具有良好的沟通能力，能够与同学和合作者建立良好关系，拥有与国际合作者交流的经验。</w:t>
       </w:r>
     </w:p>
     <w:sectPr>
@@ -6301,25 +6650,25 @@
     </w:lvl>
   </w:abstractNum>
   <w:num w:numId="1">
+    <w:abstractNumId w:val="2"/>
+  </w:num>
+  <w:num w:numId="2">
+    <w:abstractNumId w:val="3"/>
+  </w:num>
+  <w:num w:numId="3">
     <w:abstractNumId w:val="5"/>
   </w:num>
-  <w:num w:numId="2">
+  <w:num w:numId="4">
     <w:abstractNumId w:val="1"/>
   </w:num>
-  <w:num w:numId="3">
-    <w:abstractNumId w:val="3"/>
-  </w:num>
-  <w:num w:numId="4">
+  <w:num w:numId="5">
     <w:abstractNumId w:val="4"/>
   </w:num>
-  <w:num w:numId="5">
+  <w:num w:numId="6">
     <w:abstractNumId w:val="6"/>
   </w:num>
-  <w:num w:numId="6">
+  <w:num w:numId="7">
     <w:abstractNumId w:val="0"/>
-  </w:num>
-  <w:num w:numId="7">
-    <w:abstractNumId w:val="2"/>
   </w:num>
 </w:numbering>
 </file>

--- a/PDFs/杨沛禹-简历-中文.docx
+++ b/PDFs/杨沛禹-简历-中文.docx
@@ -831,8 +831,6 @@
         </w:rPr>
         <w:t>GPA：8.2/10</w:t>
       </w:r>
-      <w:bookmarkStart w:id="0" w:name="_GoBack"/>
-      <w:bookmarkEnd w:id="0"/>
     </w:p>
     <w:p>
       <w:pPr>
@@ -2443,7 +2441,50 @@
             </w14:solidFill>
           </w14:textFill>
         </w:rPr>
-        <w:t>, target journal: IJRR</w:t>
+        <w:t xml:space="preserve">, </w:t>
+      </w:r>
+      <w:bookmarkStart w:id="0" w:name="_GoBack"/>
+      <w:bookmarkEnd w:id="0"/>
+      <w:r>
+        <w:rPr>
+          <w:rFonts w:hint="eastAsia" w:ascii="Times New Roman" w:hAnsi="Times New Roman" w:eastAsia="Cambria" w:cs="Times New Roman"/>
+          <w:bCs/>
+          <w:color w:val="404040" w:themeColor="text1" w:themeTint="BF"/>
+          <w:kern w:val="0"/>
+          <w:sz w:val="22"/>
+          <w:szCs w:val="24"/>
+          <w:lang w:val="en-US" w:eastAsia="zh-CN" w:bidi="ar"/>
+          <w14:textFill>
+            <w14:solidFill>
+              <w14:schemeClr w14:val="tx1">
+                <w14:lumMod w14:val="75000"/>
+                <w14:lumOff w14:val="25000"/>
+              </w14:schemeClr>
+            </w14:solidFill>
+          </w14:textFill>
+        </w:rPr>
+        <w:t>submitted to</w:t>
+      </w:r>
+      <w:r>
+        <w:rPr>
+          <w:rFonts w:hint="eastAsia" w:ascii="Times New Roman" w:hAnsi="Times New Roman" w:eastAsia="Cambria" w:cs="Times New Roman"/>
+          <w:b w:val="0"/>
+          <w:bCs/>
+          <w:color w:val="404040" w:themeColor="text1" w:themeTint="BF"/>
+          <w:kern w:val="0"/>
+          <w:sz w:val="22"/>
+          <w:szCs w:val="24"/>
+          <w:lang w:val="en-US" w:eastAsia="zh-CN" w:bidi="ar"/>
+          <w14:textFill>
+            <w14:solidFill>
+              <w14:schemeClr w14:val="tx1">
+                <w14:lumMod w14:val="75000"/>
+                <w14:lumOff w14:val="25000"/>
+              </w14:schemeClr>
+            </w14:solidFill>
+          </w14:textFill>
+        </w:rPr>
+        <w:t xml:space="preserve"> IJRR</w:t>
       </w:r>
     </w:p>
     <w:p>
@@ -2631,6 +2672,7 @@
     <w:p>
       <w:pPr>
         <w:numPr>
+          <w:ilvl w:val="0"/>
           <w:numId w:val="0"/>
         </w:numPr>
         <w:ind w:leftChars="0"/>
